--- a/lab1_text_presentation.docx
+++ b/lab1_text_presentation.docx
@@ -20,7 +20,7 @@
           <w:lang w:val="en-GB" w:eastAsia="it-IT"/>
         </w:rPr>
         <w:pict w14:anchorId="7DDC8318">
-          <v:rect id="_x0000_i1027" alt="" style="width:481.9pt;height:.05pt;mso-width-percent:0;mso-height-percent:0;mso-width-percent:0;mso-height-percent:0" o:hralign="center" o:hrstd="t" o:hr="t" fillcolor="#a0a0a0" stroked="f"/>
+          <v:rect id="_x0000_i1028" alt="" style="width:481.9pt;height:.05pt;mso-width-percent:0;mso-height-percent:0;mso-width-percent:0;mso-height-percent:0" o:hralign="center" o:hrstd="t" o:hr="t" fillcolor="#a0a0a0" stroked="f"/>
         </w:pict>
       </w:r>
     </w:p>
@@ -83,19 +83,19 @@
           <w:lang w:val="en-GB" w:eastAsia="it-IT"/>
           <w14:ligatures w14:val="none"/>
         </w:rPr>
-        <w:t xml:space="preserve"> presented missing values — 24 in total. Assuming these are Missing </w:t>
-      </w:r>
-      <w:proofErr w:type="gramStart"/>
-      <w:r>
+        <w:t xml:space="preserve"> presented missing values — 24 in total. Assuming these are Missing At Random, they were imputed using the median income within each education group rather than a global median, preserving the socio-demographic structure of the data.</w:t>
+      </w:r>
+    </w:p>
+    <w:p>
+      <w:pPr>
+        <w:spacing w:before="100" w:beforeAutospacing="1" w:after="100" w:afterAutospacing="1" w:line="240" w:lineRule="auto"/>
         <w:rPr>
           <w:rFonts w:ascii="Times New Roman" w:eastAsia="Times New Roman" w:hAnsi="Times New Roman" w:cs="Times New Roman"/>
           <w:kern w:val="0"/>
           <w:lang w:val="en-GB" w:eastAsia="it-IT"/>
           <w14:ligatures w14:val="none"/>
         </w:rPr>
-        <w:t>At</w:t>
-      </w:r>
-      <w:proofErr w:type="gramEnd"/>
+      </w:pPr>
       <w:r>
         <w:rPr>
           <w:rFonts w:ascii="Times New Roman" w:eastAsia="Times New Roman" w:hAnsi="Times New Roman" w:cs="Times New Roman"/>
@@ -103,7 +103,7 @@
           <w:lang w:val="en-GB" w:eastAsia="it-IT"/>
           <w14:ligatures w14:val="none"/>
         </w:rPr>
-        <w:t xml:space="preserve"> Random, they were imputed using the median income within each education group rather than a global median, preserving the socio-demographic structure of the data.</w:t>
+        <w:t>The enrollment date was stored as plain text and converted to datetime. From this we derived each customer's seniority and age, both anchored to 2014 — the last recorded entry in the dataset — so that the features reflect how old customers actually were when their purchasing decisions took place.</w:t>
       </w:r>
     </w:p>
     <w:p>
@@ -123,19 +123,19 @@
           <w:lang w:val="en-GB" w:eastAsia="it-IT"/>
           <w14:ligatures w14:val="none"/>
         </w:rPr>
-        <w:t xml:space="preserve">The </w:t>
-      </w:r>
-      <w:proofErr w:type="spellStart"/>
-      <w:r>
+        <w:t>One income value stood out: $666,666. While plausible on paper — and in a luxury retail context potentially worth investigating as a single high-net-worth customer — the repeating digits told a different story. With a total spend of just $62, six times below the dataset median, the data entry error hypothesis was unambiguous. It was removed using an IQR × 3 cap.</w:t>
+      </w:r>
+    </w:p>
+    <w:p>
+      <w:pPr>
+        <w:spacing w:before="100" w:beforeAutospacing="1" w:after="100" w:afterAutospacing="1" w:line="240" w:lineRule="auto"/>
         <w:rPr>
           <w:rFonts w:ascii="Times New Roman" w:eastAsia="Times New Roman" w:hAnsi="Times New Roman" w:cs="Times New Roman"/>
           <w:kern w:val="0"/>
           <w:lang w:val="en-GB" w:eastAsia="it-IT"/>
           <w14:ligatures w14:val="none"/>
         </w:rPr>
-        <w:t>enrollment</w:t>
-      </w:r>
-      <w:proofErr w:type="spellEnd"/>
+      </w:pPr>
       <w:r>
         <w:rPr>
           <w:rFonts w:ascii="Times New Roman" w:eastAsia="Times New Roman" w:hAnsi="Times New Roman" w:cs="Times New Roman"/>
@@ -143,69 +143,8 @@
           <w:lang w:val="en-GB" w:eastAsia="it-IT"/>
           <w14:ligatures w14:val="none"/>
         </w:rPr>
-        <w:t xml:space="preserve"> date was stored as plain text and converted to datetime. From this we derived each customer's seniority and age, both anchored to 2014 — the last recorded entry in the dataset — so that the features reflect how old customers </w:t>
-      </w:r>
-      <w:proofErr w:type="gramStart"/>
-      <w:r>
-        <w:rPr>
-          <w:rFonts w:ascii="Times New Roman" w:eastAsia="Times New Roman" w:hAnsi="Times New Roman" w:cs="Times New Roman"/>
-          <w:kern w:val="0"/>
-          <w:lang w:val="en-GB" w:eastAsia="it-IT"/>
-          <w14:ligatures w14:val="none"/>
-        </w:rPr>
-        <w:t>actually were</w:t>
-      </w:r>
-      <w:proofErr w:type="gramEnd"/>
-      <w:r>
-        <w:rPr>
-          <w:rFonts w:ascii="Times New Roman" w:eastAsia="Times New Roman" w:hAnsi="Times New Roman" w:cs="Times New Roman"/>
-          <w:kern w:val="0"/>
-          <w:lang w:val="en-GB" w:eastAsia="it-IT"/>
-          <w14:ligatures w14:val="none"/>
-        </w:rPr>
-        <w:t xml:space="preserve"> when their purchasing decisions took place.</w:t>
-      </w:r>
-    </w:p>
-    <w:p>
-      <w:pPr>
-        <w:spacing w:before="100" w:beforeAutospacing="1" w:after="100" w:afterAutospacing="1" w:line="240" w:lineRule="auto"/>
-        <w:rPr>
-          <w:rFonts w:ascii="Times New Roman" w:eastAsia="Times New Roman" w:hAnsi="Times New Roman" w:cs="Times New Roman"/>
-          <w:kern w:val="0"/>
-          <w:lang w:val="en-GB" w:eastAsia="it-IT"/>
-          <w14:ligatures w14:val="none"/>
-        </w:rPr>
-      </w:pPr>
-      <w:r>
-        <w:rPr>
-          <w:rFonts w:ascii="Times New Roman" w:eastAsia="Times New Roman" w:hAnsi="Times New Roman" w:cs="Times New Roman"/>
-          <w:kern w:val="0"/>
-          <w:lang w:val="en-GB" w:eastAsia="it-IT"/>
-          <w14:ligatures w14:val="none"/>
-        </w:rPr>
-        <w:t>One income value stood out: $666,666. While plausible on paper — and in a luxury retail context potentially worth investigating as a single high-net-worth customer — the repeating digits told a different story. With a total spend of just $62, six times below the dataset median, the data entry error hypothesis was unambiguous. It was removed using an IQR × 3 cap.</w:t>
-      </w:r>
-    </w:p>
-    <w:p>
-      <w:pPr>
-        <w:spacing w:before="100" w:beforeAutospacing="1" w:after="100" w:afterAutospacing="1" w:line="240" w:lineRule="auto"/>
-        <w:rPr>
-          <w:rFonts w:ascii="Times New Roman" w:eastAsia="Times New Roman" w:hAnsi="Times New Roman" w:cs="Times New Roman"/>
-          <w:kern w:val="0"/>
-          <w:lang w:val="en-GB" w:eastAsia="it-IT"/>
-          <w14:ligatures w14:val="none"/>
-        </w:rPr>
-      </w:pPr>
-      <w:r>
-        <w:rPr>
-          <w:rFonts w:ascii="Times New Roman" w:eastAsia="Times New Roman" w:hAnsi="Times New Roman" w:cs="Times New Roman"/>
-          <w:kern w:val="0"/>
-          <w:lang w:val="en-GB" w:eastAsia="it-IT"/>
-          <w14:ligatures w14:val="none"/>
-        </w:rPr>
         <w:t xml:space="preserve">Finally, </w:t>
       </w:r>
-      <w:proofErr w:type="spellStart"/>
       <w:r>
         <w:rPr>
           <w:rFonts w:ascii="Courier New" w:eastAsia="Times New Roman" w:hAnsi="Courier New" w:cs="Courier New"/>
@@ -217,7 +156,6 @@
         </w:rPr>
         <w:t>Marital_Status</w:t>
       </w:r>
-      <w:proofErr w:type="spellEnd"/>
       <w:r>
         <w:rPr>
           <w:rFonts w:ascii="Times New Roman" w:eastAsia="Times New Roman" w:hAnsi="Times New Roman" w:cs="Times New Roman"/>
@@ -326,7 +264,7 @@
           <w:lang w:val="en-GB" w:eastAsia="it-IT"/>
         </w:rPr>
         <w:pict w14:anchorId="0F9E352B">
-          <v:rect id="_x0000_i1026" alt="" style="width:481.9pt;height:.05pt;mso-width-percent:0;mso-height-percent:0;mso-width-percent:0;mso-height-percent:0" o:hralign="center" o:hrstd="t" o:hr="t" fillcolor="#a0a0a0" stroked="f"/>
+          <v:rect id="_x0000_i1027" alt="" style="width:481.9pt;height:.05pt;mso-width-percent:0;mso-height-percent:0;mso-width-percent:0;mso-height-percent:0" o:hralign="center" o:hrstd="t" o:hr="t" fillcolor="#a0a0a0" stroked="f"/>
         </w:pict>
       </w:r>
     </w:p>
@@ -371,7 +309,6 @@
         </w:rPr>
         <w:t xml:space="preserve">The customer base is predominantly middle-aged, with a clear peak around 40–45 years and a long tail extending toward 55–70. Very few customers are under 30. Around 65% are partnered — married or cohabiting — suggesting that many purchasing decisions reflect household rather than individual preferences. Most households have no children or just one; </w:t>
       </w:r>
-      <w:proofErr w:type="spellStart"/>
       <w:r>
         <w:rPr>
           <w:rFonts w:ascii="Courier New" w:eastAsia="Times New Roman" w:hAnsi="Courier New" w:cs="Courier New"/>
@@ -383,7 +320,6 @@
         </w:rPr>
         <w:t>TotalKids</w:t>
       </w:r>
-      <w:proofErr w:type="spellEnd"/>
       <w:r>
         <w:rPr>
           <w:rFonts w:ascii="Times New Roman" w:eastAsia="Times New Roman" w:hAnsi="Times New Roman" w:cs="Times New Roman"/>
@@ -472,7 +408,7 @@
           <w:lang w:val="en-GB" w:eastAsia="it-IT"/>
         </w:rPr>
         <w:pict w14:anchorId="436A796E">
-          <v:rect id="_x0000_i1025" alt="" style="width:481.9pt;height:.05pt;mso-width-percent:0;mso-height-percent:0;mso-width-percent:0;mso-height-percent:0" o:hralign="center" o:hrstd="t" o:hr="t" fillcolor="#a0a0a0" stroked="f"/>
+          <v:rect id="_x0000_i1026" alt="" style="width:481.9pt;height:.05pt;mso-width-percent:0;mso-height-percent:0;mso-width-percent:0;mso-height-percent:0" o:hralign="center" o:hrstd="t" o:hr="t" fillcolor="#a0a0a0" stroked="f"/>
         </w:pict>
       </w:r>
     </w:p>
@@ -1109,9 +1045,20 @@
           <w:lang w:val="en-GB" w:eastAsia="it-IT"/>
           <w14:ligatures w14:val="none"/>
         </w:rPr>
-        <w:t>`</w:t>
-      </w:r>
-      <w:proofErr w:type="spellStart"/>
+        <w:t>`TotalKids`</w:t>
+      </w:r>
+      <w:r>
+        <w:rPr>
+          <w:rFonts w:ascii="Menlo" w:eastAsia="Times New Roman" w:hAnsi="Menlo" w:cs="Menlo"/>
+          <w:color w:val="CCCCCC"/>
+          <w:kern w:val="0"/>
+          <w:sz w:val="18"/>
+          <w:szCs w:val="18"/>
+          <w:lang w:val="en-GB" w:eastAsia="it-IT"/>
+          <w14:ligatures w14:val="none"/>
+        </w:rPr>
+        <w:t xml:space="preserve">, </w:t>
+      </w:r>
       <w:r>
         <w:rPr>
           <w:rFonts w:ascii="Menlo" w:eastAsia="Times New Roman" w:hAnsi="Menlo" w:cs="Menlo"/>
@@ -1122,9 +1069,20 @@
           <w:lang w:val="en-GB" w:eastAsia="it-IT"/>
           <w14:ligatures w14:val="none"/>
         </w:rPr>
-        <w:t>TotalKids</w:t>
-      </w:r>
-      <w:proofErr w:type="spellEnd"/>
+        <w:t>`SeniorityMonths`</w:t>
+      </w:r>
+      <w:r>
+        <w:rPr>
+          <w:rFonts w:ascii="Menlo" w:eastAsia="Times New Roman" w:hAnsi="Menlo" w:cs="Menlo"/>
+          <w:color w:val="CCCCCC"/>
+          <w:kern w:val="0"/>
+          <w:sz w:val="18"/>
+          <w:szCs w:val="18"/>
+          <w:lang w:val="en-GB" w:eastAsia="it-IT"/>
+          <w14:ligatures w14:val="none"/>
+        </w:rPr>
+        <w:t xml:space="preserve">, </w:t>
+      </w:r>
       <w:r>
         <w:rPr>
           <w:rFonts w:ascii="Menlo" w:eastAsia="Times New Roman" w:hAnsi="Menlo" w:cs="Menlo"/>
@@ -1135,19 +1093,61 @@
           <w:lang w:val="en-GB" w:eastAsia="it-IT"/>
           <w14:ligatures w14:val="none"/>
         </w:rPr>
-        <w:t>`</w:t>
-      </w:r>
-      <w:r>
-        <w:rPr>
-          <w:rFonts w:ascii="Menlo" w:eastAsia="Times New Roman" w:hAnsi="Menlo" w:cs="Menlo"/>
-          <w:color w:val="CCCCCC"/>
-          <w:kern w:val="0"/>
-          <w:sz w:val="18"/>
-          <w:szCs w:val="18"/>
-          <w:lang w:val="en-GB" w:eastAsia="it-IT"/>
-          <w14:ligatures w14:val="none"/>
-        </w:rPr>
-        <w:t xml:space="preserve">, </w:t>
+        <w:t>`TotalSpending`</w:t>
+      </w:r>
+      <w:r>
+        <w:rPr>
+          <w:rFonts w:ascii="Menlo" w:eastAsia="Times New Roman" w:hAnsi="Menlo" w:cs="Menlo"/>
+          <w:color w:val="CCCCCC"/>
+          <w:kern w:val="0"/>
+          <w:sz w:val="18"/>
+          <w:szCs w:val="18"/>
+          <w:lang w:val="en-GB" w:eastAsia="it-IT"/>
+          <w14:ligatures w14:val="none"/>
+        </w:rPr>
+        <w:t xml:space="preserve">). </w:t>
+      </w:r>
+    </w:p>
+    <w:p>
+      <w:pPr>
+        <w:shd w:val="clear" w:color="auto" w:fill="1F1F1F"/>
+        <w:spacing w:after="0" w:line="270" w:lineRule="atLeast"/>
+        <w:rPr>
+          <w:rFonts w:ascii="Menlo" w:eastAsia="Times New Roman" w:hAnsi="Menlo" w:cs="Menlo"/>
+          <w:color w:val="CCCCCC"/>
+          <w:kern w:val="0"/>
+          <w:sz w:val="18"/>
+          <w:szCs w:val="18"/>
+          <w:lang w:val="en-GB" w:eastAsia="it-IT"/>
+          <w14:ligatures w14:val="none"/>
+        </w:rPr>
+      </w:pPr>
+    </w:p>
+    <w:p>
+      <w:pPr>
+        <w:shd w:val="clear" w:color="auto" w:fill="1F1F1F"/>
+        <w:spacing w:after="0" w:line="270" w:lineRule="atLeast"/>
+        <w:rPr>
+          <w:rFonts w:ascii="Menlo" w:eastAsia="Times New Roman" w:hAnsi="Menlo" w:cs="Menlo"/>
+          <w:color w:val="CCCCCC"/>
+          <w:kern w:val="0"/>
+          <w:sz w:val="18"/>
+          <w:szCs w:val="18"/>
+          <w:lang w:val="en-GB" w:eastAsia="it-IT"/>
+          <w14:ligatures w14:val="none"/>
+        </w:rPr>
+      </w:pPr>
+      <w:r>
+        <w:rPr>
+          <w:rFonts w:ascii="Menlo" w:eastAsia="Times New Roman" w:hAnsi="Menlo" w:cs="Menlo"/>
+          <w:color w:val="CCCCCC"/>
+          <w:kern w:val="0"/>
+          <w:sz w:val="18"/>
+          <w:szCs w:val="18"/>
+          <w:lang w:val="en-GB" w:eastAsia="it-IT"/>
+          <w14:ligatures w14:val="none"/>
+        </w:rPr>
+        <w:t xml:space="preserve">For </w:t>
       </w:r>
       <w:r>
         <w:rPr>
@@ -1159,175 +1159,7 @@
           <w:lang w:val="en-GB" w:eastAsia="it-IT"/>
           <w14:ligatures w14:val="none"/>
         </w:rPr>
-        <w:t>`</w:t>
-      </w:r>
-      <w:proofErr w:type="spellStart"/>
-      <w:r>
-        <w:rPr>
-          <w:rFonts w:ascii="Menlo" w:eastAsia="Times New Roman" w:hAnsi="Menlo" w:cs="Menlo"/>
-          <w:color w:val="CE9178"/>
-          <w:kern w:val="0"/>
-          <w:sz w:val="18"/>
-          <w:szCs w:val="18"/>
-          <w:lang w:val="en-GB" w:eastAsia="it-IT"/>
-          <w14:ligatures w14:val="none"/>
-        </w:rPr>
-        <w:t>SeniorityMonths</w:t>
-      </w:r>
-      <w:proofErr w:type="spellEnd"/>
-      <w:r>
-        <w:rPr>
-          <w:rFonts w:ascii="Menlo" w:eastAsia="Times New Roman" w:hAnsi="Menlo" w:cs="Menlo"/>
-          <w:color w:val="CE9178"/>
-          <w:kern w:val="0"/>
-          <w:sz w:val="18"/>
-          <w:szCs w:val="18"/>
-          <w:lang w:val="en-GB" w:eastAsia="it-IT"/>
-          <w14:ligatures w14:val="none"/>
-        </w:rPr>
-        <w:t>`</w:t>
-      </w:r>
-      <w:r>
-        <w:rPr>
-          <w:rFonts w:ascii="Menlo" w:eastAsia="Times New Roman" w:hAnsi="Menlo" w:cs="Menlo"/>
-          <w:color w:val="CCCCCC"/>
-          <w:kern w:val="0"/>
-          <w:sz w:val="18"/>
-          <w:szCs w:val="18"/>
-          <w:lang w:val="en-GB" w:eastAsia="it-IT"/>
-          <w14:ligatures w14:val="none"/>
-        </w:rPr>
-        <w:t xml:space="preserve">, </w:t>
-      </w:r>
-      <w:r>
-        <w:rPr>
-          <w:rFonts w:ascii="Menlo" w:eastAsia="Times New Roman" w:hAnsi="Menlo" w:cs="Menlo"/>
-          <w:color w:val="CE9178"/>
-          <w:kern w:val="0"/>
-          <w:sz w:val="18"/>
-          <w:szCs w:val="18"/>
-          <w:lang w:val="en-GB" w:eastAsia="it-IT"/>
-          <w14:ligatures w14:val="none"/>
-        </w:rPr>
-        <w:t>`</w:t>
-      </w:r>
-      <w:proofErr w:type="spellStart"/>
-      <w:r>
-        <w:rPr>
-          <w:rFonts w:ascii="Menlo" w:eastAsia="Times New Roman" w:hAnsi="Menlo" w:cs="Menlo"/>
-          <w:color w:val="CE9178"/>
-          <w:kern w:val="0"/>
-          <w:sz w:val="18"/>
-          <w:szCs w:val="18"/>
-          <w:lang w:val="en-GB" w:eastAsia="it-IT"/>
-          <w14:ligatures w14:val="none"/>
-        </w:rPr>
-        <w:t>TotalSpending</w:t>
-      </w:r>
-      <w:proofErr w:type="spellEnd"/>
-      <w:r>
-        <w:rPr>
-          <w:rFonts w:ascii="Menlo" w:eastAsia="Times New Roman" w:hAnsi="Menlo" w:cs="Menlo"/>
-          <w:color w:val="CE9178"/>
-          <w:kern w:val="0"/>
-          <w:sz w:val="18"/>
-          <w:szCs w:val="18"/>
-          <w:lang w:val="en-GB" w:eastAsia="it-IT"/>
-          <w14:ligatures w14:val="none"/>
-        </w:rPr>
-        <w:t>`</w:t>
-      </w:r>
-      <w:r>
-        <w:rPr>
-          <w:rFonts w:ascii="Menlo" w:eastAsia="Times New Roman" w:hAnsi="Menlo" w:cs="Menlo"/>
-          <w:color w:val="CCCCCC"/>
-          <w:kern w:val="0"/>
-          <w:sz w:val="18"/>
-          <w:szCs w:val="18"/>
-          <w:lang w:val="en-GB" w:eastAsia="it-IT"/>
-          <w14:ligatures w14:val="none"/>
-        </w:rPr>
-        <w:t xml:space="preserve">). </w:t>
-      </w:r>
-    </w:p>
-    <w:p>
-      <w:pPr>
-        <w:shd w:val="clear" w:color="auto" w:fill="1F1F1F"/>
-        <w:spacing w:after="0" w:line="270" w:lineRule="atLeast"/>
-        <w:rPr>
-          <w:rFonts w:ascii="Menlo" w:eastAsia="Times New Roman" w:hAnsi="Menlo" w:cs="Menlo"/>
-          <w:color w:val="CCCCCC"/>
-          <w:kern w:val="0"/>
-          <w:sz w:val="18"/>
-          <w:szCs w:val="18"/>
-          <w:lang w:val="en-GB" w:eastAsia="it-IT"/>
-          <w14:ligatures w14:val="none"/>
-        </w:rPr>
-      </w:pPr>
-    </w:p>
-    <w:p>
-      <w:pPr>
-        <w:shd w:val="clear" w:color="auto" w:fill="1F1F1F"/>
-        <w:spacing w:after="0" w:line="270" w:lineRule="atLeast"/>
-        <w:rPr>
-          <w:rFonts w:ascii="Menlo" w:eastAsia="Times New Roman" w:hAnsi="Menlo" w:cs="Menlo"/>
-          <w:color w:val="CCCCCC"/>
-          <w:kern w:val="0"/>
-          <w:sz w:val="18"/>
-          <w:szCs w:val="18"/>
-          <w:lang w:val="en-GB" w:eastAsia="it-IT"/>
-          <w14:ligatures w14:val="none"/>
-        </w:rPr>
-      </w:pPr>
-      <w:r>
-        <w:rPr>
-          <w:rFonts w:ascii="Menlo" w:eastAsia="Times New Roman" w:hAnsi="Menlo" w:cs="Menlo"/>
-          <w:color w:val="CCCCCC"/>
-          <w:kern w:val="0"/>
-          <w:sz w:val="18"/>
-          <w:szCs w:val="18"/>
-          <w:lang w:val="en-GB" w:eastAsia="it-IT"/>
-          <w14:ligatures w14:val="none"/>
-        </w:rPr>
-        <w:t xml:space="preserve">For </w:t>
-      </w:r>
-      <w:r>
-        <w:rPr>
-          <w:rFonts w:ascii="Menlo" w:eastAsia="Times New Roman" w:hAnsi="Menlo" w:cs="Menlo"/>
-          <w:color w:val="CE9178"/>
-          <w:kern w:val="0"/>
-          <w:sz w:val="18"/>
-          <w:szCs w:val="18"/>
-          <w:lang w:val="en-GB" w:eastAsia="it-IT"/>
-          <w14:ligatures w14:val="none"/>
-        </w:rPr>
-        <w:t>`</w:t>
-      </w:r>
-      <w:proofErr w:type="spellStart"/>
-      <w:r>
-        <w:rPr>
-          <w:rFonts w:ascii="Menlo" w:eastAsia="Times New Roman" w:hAnsi="Menlo" w:cs="Menlo"/>
-          <w:color w:val="CE9178"/>
-          <w:kern w:val="0"/>
-          <w:sz w:val="18"/>
-          <w:szCs w:val="18"/>
-          <w:lang w:val="en-GB" w:eastAsia="it-IT"/>
-          <w14:ligatures w14:val="none"/>
-        </w:rPr>
-        <w:t>Education_enc</w:t>
-      </w:r>
-      <w:proofErr w:type="spellEnd"/>
-      <w:r>
-        <w:rPr>
-          <w:rFonts w:ascii="Menlo" w:eastAsia="Times New Roman" w:hAnsi="Menlo" w:cs="Menlo"/>
-          <w:color w:val="CE9178"/>
-          <w:kern w:val="0"/>
-          <w:sz w:val="18"/>
-          <w:szCs w:val="18"/>
-          <w:lang w:val="en-GB" w:eastAsia="it-IT"/>
-          <w14:ligatures w14:val="none"/>
-        </w:rPr>
-        <w:t>`</w:t>
+        <w:t>`Education_enc`</w:t>
       </w:r>
       <w:r>
         <w:rPr>
@@ -1473,33 +1305,7 @@
           <w:lang w:val="en-GB" w:eastAsia="it-IT"/>
           <w14:ligatures w14:val="none"/>
         </w:rPr>
-        <w:t>`</w:t>
-      </w:r>
-      <w:proofErr w:type="spellStart"/>
-      <w:r>
-        <w:rPr>
-          <w:rFonts w:ascii="Menlo" w:eastAsia="Times New Roman" w:hAnsi="Menlo" w:cs="Menlo"/>
-          <w:color w:val="CE9178"/>
-          <w:kern w:val="0"/>
-          <w:sz w:val="18"/>
-          <w:szCs w:val="18"/>
-          <w:lang w:val="en-GB" w:eastAsia="it-IT"/>
-          <w14:ligatures w14:val="none"/>
-        </w:rPr>
-        <w:t>IsPartnered</w:t>
-      </w:r>
-      <w:proofErr w:type="spellEnd"/>
-      <w:r>
-        <w:rPr>
-          <w:rFonts w:ascii="Menlo" w:eastAsia="Times New Roman" w:hAnsi="Menlo" w:cs="Menlo"/>
-          <w:color w:val="CE9178"/>
-          <w:kern w:val="0"/>
-          <w:sz w:val="18"/>
-          <w:szCs w:val="18"/>
-          <w:lang w:val="en-GB" w:eastAsia="it-IT"/>
-          <w14:ligatures w14:val="none"/>
-        </w:rPr>
-        <w:t>`</w:t>
+        <w:t>`IsPartnered`</w:t>
       </w:r>
       <w:r>
         <w:rPr>
@@ -1649,9 +1455,101 @@
           <w:lang w:val="en-GB" w:eastAsia="it-IT"/>
           <w14:ligatures w14:val="none"/>
         </w:rPr>
-        <w:t xml:space="preserve"> (</w:t>
-      </w:r>
-      <w:proofErr w:type="gramStart"/>
+        <w:t xml:space="preserve"> (0.79)**</w:t>
+      </w:r>
+      <w:r>
+        <w:rPr>
+          <w:rFonts w:ascii="Menlo" w:eastAsia="Times New Roman" w:hAnsi="Menlo" w:cs="Menlo"/>
+          <w:color w:val="CCCCCC"/>
+          <w:kern w:val="0"/>
+          <w:sz w:val="18"/>
+          <w:szCs w:val="18"/>
+          <w:lang w:val="en-GB" w:eastAsia="it-IT"/>
+          <w14:ligatures w14:val="none"/>
+        </w:rPr>
+        <w:t xml:space="preserve">: by far the strongest predictor of total spending. The </w:t>
+      </w:r>
+    </w:p>
+    <w:p>
+      <w:pPr>
+        <w:shd w:val="clear" w:color="auto" w:fill="1F1F1F"/>
+        <w:spacing w:after="0" w:line="270" w:lineRule="atLeast"/>
+        <w:rPr>
+          <w:rFonts w:ascii="Menlo" w:eastAsia="Times New Roman" w:hAnsi="Menlo" w:cs="Menlo"/>
+          <w:color w:val="CCCCCC"/>
+          <w:kern w:val="0"/>
+          <w:sz w:val="18"/>
+          <w:szCs w:val="18"/>
+          <w:lang w:val="en-GB" w:eastAsia="it-IT"/>
+          <w14:ligatures w14:val="none"/>
+        </w:rPr>
+      </w:pPr>
+      <w:r>
+        <w:rPr>
+          <w:rFonts w:ascii="Menlo" w:eastAsia="Times New Roman" w:hAnsi="Menlo" w:cs="Menlo"/>
+          <w:color w:val="CCCCCC"/>
+          <w:kern w:val="0"/>
+          <w:sz w:val="18"/>
+          <w:szCs w:val="18"/>
+          <w:lang w:val="en-GB" w:eastAsia="it-IT"/>
+          <w14:ligatures w14:val="none"/>
+        </w:rPr>
+        <w:t xml:space="preserve">  income–spending relationship is positive and consistent across the customer base.</w:t>
+      </w:r>
+    </w:p>
+    <w:p>
+      <w:pPr>
+        <w:shd w:val="clear" w:color="auto" w:fill="1F1F1F"/>
+        <w:spacing w:after="0" w:line="270" w:lineRule="atLeast"/>
+        <w:rPr>
+          <w:rFonts w:ascii="Menlo" w:eastAsia="Times New Roman" w:hAnsi="Menlo" w:cs="Menlo"/>
+          <w:color w:val="CCCCCC"/>
+          <w:kern w:val="0"/>
+          <w:sz w:val="18"/>
+          <w:szCs w:val="18"/>
+          <w:lang w:val="en-GB" w:eastAsia="it-IT"/>
+          <w14:ligatures w14:val="none"/>
+        </w:rPr>
+      </w:pPr>
+    </w:p>
+    <w:p>
+      <w:pPr>
+        <w:shd w:val="clear" w:color="auto" w:fill="1F1F1F"/>
+        <w:spacing w:after="0" w:line="270" w:lineRule="atLeast"/>
+        <w:rPr>
+          <w:rFonts w:ascii="Menlo" w:eastAsia="Times New Roman" w:hAnsi="Menlo" w:cs="Menlo"/>
+          <w:color w:val="CCCCCC"/>
+          <w:kern w:val="0"/>
+          <w:sz w:val="18"/>
+          <w:szCs w:val="18"/>
+          <w:lang w:val="en-GB" w:eastAsia="it-IT"/>
+          <w14:ligatures w14:val="none"/>
+        </w:rPr>
+      </w:pPr>
+      <w:r>
+        <w:rPr>
+          <w:rFonts w:ascii="Menlo" w:eastAsia="Times New Roman" w:hAnsi="Menlo" w:cs="Menlo"/>
+          <w:color w:val="6796E6"/>
+          <w:kern w:val="0"/>
+          <w:sz w:val="18"/>
+          <w:szCs w:val="18"/>
+          <w:lang w:val="en-GB" w:eastAsia="it-IT"/>
+          <w14:ligatures w14:val="none"/>
+        </w:rPr>
+        <w:t>-</w:t>
+      </w:r>
+      <w:r>
+        <w:rPr>
+          <w:rFonts w:ascii="Menlo" w:eastAsia="Times New Roman" w:hAnsi="Menlo" w:cs="Menlo"/>
+          <w:color w:val="CCCCCC"/>
+          <w:kern w:val="0"/>
+          <w:sz w:val="18"/>
+          <w:szCs w:val="18"/>
+          <w:lang w:val="en-GB" w:eastAsia="it-IT"/>
+          <w14:ligatures w14:val="none"/>
+        </w:rPr>
+        <w:t xml:space="preserve"> </w:t>
+      </w:r>
       <w:r>
         <w:rPr>
           <w:rFonts w:ascii="Menlo" w:eastAsia="Times New Roman" w:hAnsi="Menlo" w:cs="Menlo"/>
@@ -1664,9 +1562,22 @@
           <w:lang w:val="en-GB" w:eastAsia="it-IT"/>
           <w14:ligatures w14:val="none"/>
         </w:rPr>
-        <w:t>0.79)*</w:t>
-      </w:r>
-      <w:proofErr w:type="gramEnd"/>
+        <w:t>**</w:t>
+      </w:r>
+      <w:r>
+        <w:rPr>
+          <w:rFonts w:ascii="Menlo" w:eastAsia="Times New Roman" w:hAnsi="Menlo" w:cs="Menlo"/>
+          <w:b/>
+          <w:bCs/>
+          <w:color w:val="CE9178"/>
+          <w:kern w:val="0"/>
+          <w:sz w:val="18"/>
+          <w:szCs w:val="18"/>
+          <w:lang w:val="en-GB" w:eastAsia="it-IT"/>
+          <w14:ligatures w14:val="none"/>
+        </w:rPr>
+        <w:t>`TotalKids`</w:t>
+      </w:r>
       <w:r>
         <w:rPr>
           <w:rFonts w:ascii="Menlo" w:eastAsia="Times New Roman" w:hAnsi="Menlo" w:cs="Menlo"/>
@@ -1679,46 +1590,46 @@
           <w:lang w:val="en-GB" w:eastAsia="it-IT"/>
           <w14:ligatures w14:val="none"/>
         </w:rPr>
-        <w:t>*</w:t>
-      </w:r>
-      <w:r>
-        <w:rPr>
-          <w:rFonts w:ascii="Menlo" w:eastAsia="Times New Roman" w:hAnsi="Menlo" w:cs="Menlo"/>
-          <w:color w:val="CCCCCC"/>
-          <w:kern w:val="0"/>
-          <w:sz w:val="18"/>
-          <w:szCs w:val="18"/>
-          <w:lang w:val="en-GB" w:eastAsia="it-IT"/>
-          <w14:ligatures w14:val="none"/>
-        </w:rPr>
-        <w:t xml:space="preserve">: by far the strongest predictor of total spending. The </w:t>
-      </w:r>
-    </w:p>
-    <w:p>
-      <w:pPr>
-        <w:shd w:val="clear" w:color="auto" w:fill="1F1F1F"/>
-        <w:spacing w:after="0" w:line="270" w:lineRule="atLeast"/>
-        <w:rPr>
-          <w:rFonts w:ascii="Menlo" w:eastAsia="Times New Roman" w:hAnsi="Menlo" w:cs="Menlo"/>
-          <w:color w:val="CCCCCC"/>
-          <w:kern w:val="0"/>
-          <w:sz w:val="18"/>
-          <w:szCs w:val="18"/>
-          <w:lang w:val="en-GB" w:eastAsia="it-IT"/>
-          <w14:ligatures w14:val="none"/>
-        </w:rPr>
-      </w:pPr>
-      <w:r>
-        <w:rPr>
-          <w:rFonts w:ascii="Menlo" w:eastAsia="Times New Roman" w:hAnsi="Menlo" w:cs="Menlo"/>
-          <w:color w:val="CCCCCC"/>
-          <w:kern w:val="0"/>
-          <w:sz w:val="18"/>
-          <w:szCs w:val="18"/>
-          <w:lang w:val="en-GB" w:eastAsia="it-IT"/>
-          <w14:ligatures w14:val="none"/>
-        </w:rPr>
-        <w:t xml:space="preserve">  income–spending relationship is positive and consistent across the customer base.</w:t>
+        <w:t xml:space="preserve"> (−0.50)**</w:t>
+      </w:r>
+      <w:r>
+        <w:rPr>
+          <w:rFonts w:ascii="Menlo" w:eastAsia="Times New Roman" w:hAnsi="Menlo" w:cs="Menlo"/>
+          <w:color w:val="CCCCCC"/>
+          <w:kern w:val="0"/>
+          <w:sz w:val="18"/>
+          <w:szCs w:val="18"/>
+          <w:lang w:val="en-GB" w:eastAsia="it-IT"/>
+          <w14:ligatures w14:val="none"/>
+        </w:rPr>
+        <w:t xml:space="preserve">: a strong negative relationship — customers with children </w:t>
+      </w:r>
+    </w:p>
+    <w:p>
+      <w:pPr>
+        <w:shd w:val="clear" w:color="auto" w:fill="1F1F1F"/>
+        <w:spacing w:after="0" w:line="270" w:lineRule="atLeast"/>
+        <w:rPr>
+          <w:rFonts w:ascii="Menlo" w:eastAsia="Times New Roman" w:hAnsi="Menlo" w:cs="Menlo"/>
+          <w:color w:val="CCCCCC"/>
+          <w:kern w:val="0"/>
+          <w:sz w:val="18"/>
+          <w:szCs w:val="18"/>
+          <w:lang w:val="en-GB" w:eastAsia="it-IT"/>
+          <w14:ligatures w14:val="none"/>
+        </w:rPr>
+      </w:pPr>
+      <w:r>
+        <w:rPr>
+          <w:rFonts w:ascii="Menlo" w:eastAsia="Times New Roman" w:hAnsi="Menlo" w:cs="Menlo"/>
+          <w:color w:val="CCCCCC"/>
+          <w:kern w:val="0"/>
+          <w:sz w:val="18"/>
+          <w:szCs w:val="18"/>
+          <w:lang w:val="en-GB" w:eastAsia="it-IT"/>
+          <w14:ligatures w14:val="none"/>
+        </w:rPr>
+        <w:t xml:space="preserve">  at home spend considerably less overall, consistent with the boxplot analysis.</w:t>
       </w:r>
     </w:p>
     <w:p>
@@ -1800,9 +1711,48 @@
           <w:lang w:val="en-GB" w:eastAsia="it-IT"/>
           <w14:ligatures w14:val="none"/>
         </w:rPr>
-        <w:t>`</w:t>
-      </w:r>
-      <w:proofErr w:type="spellStart"/>
+        <w:t>`Age`</w:t>
+      </w:r>
+      <w:r>
+        <w:rPr>
+          <w:rFonts w:ascii="Menlo" w:eastAsia="Times New Roman" w:hAnsi="Menlo" w:cs="Menlo"/>
+          <w:b/>
+          <w:bCs/>
+          <w:color w:val="569CD6"/>
+          <w:kern w:val="0"/>
+          <w:sz w:val="18"/>
+          <w:szCs w:val="18"/>
+          <w:lang w:val="en-GB" w:eastAsia="it-IT"/>
+          <w14:ligatures w14:val="none"/>
+        </w:rPr>
+        <w:t xml:space="preserve"> (0.11)**</w:t>
+      </w:r>
+      <w:r>
+        <w:rPr>
+          <w:rFonts w:ascii="Menlo" w:eastAsia="Times New Roman" w:hAnsi="Menlo" w:cs="Menlo"/>
+          <w:color w:val="CCCCCC"/>
+          <w:kern w:val="0"/>
+          <w:sz w:val="18"/>
+          <w:szCs w:val="18"/>
+          <w:lang w:val="en-GB" w:eastAsia="it-IT"/>
+          <w14:ligatures w14:val="none"/>
+        </w:rPr>
+        <w:t xml:space="preserve">, </w:t>
+      </w:r>
+      <w:r>
+        <w:rPr>
+          <w:rFonts w:ascii="Menlo" w:eastAsia="Times New Roman" w:hAnsi="Menlo" w:cs="Menlo"/>
+          <w:b/>
+          <w:bCs/>
+          <w:color w:val="569CD6"/>
+          <w:kern w:val="0"/>
+          <w:sz w:val="18"/>
+          <w:szCs w:val="18"/>
+          <w:lang w:val="en-GB" w:eastAsia="it-IT"/>
+          <w14:ligatures w14:val="none"/>
+        </w:rPr>
+        <w:t>**</w:t>
+      </w:r>
       <w:r>
         <w:rPr>
           <w:rFonts w:ascii="Menlo" w:eastAsia="Times New Roman" w:hAnsi="Menlo" w:cs="Menlo"/>
@@ -1815,9 +1765,48 @@
           <w:lang w:val="en-GB" w:eastAsia="it-IT"/>
           <w14:ligatures w14:val="none"/>
         </w:rPr>
-        <w:t>TotalKids</w:t>
-      </w:r>
-      <w:proofErr w:type="spellEnd"/>
+        <w:t>`Education`</w:t>
+      </w:r>
+      <w:r>
+        <w:rPr>
+          <w:rFonts w:ascii="Menlo" w:eastAsia="Times New Roman" w:hAnsi="Menlo" w:cs="Menlo"/>
+          <w:b/>
+          <w:bCs/>
+          <w:color w:val="569CD6"/>
+          <w:kern w:val="0"/>
+          <w:sz w:val="18"/>
+          <w:szCs w:val="18"/>
+          <w:lang w:val="en-GB" w:eastAsia="it-IT"/>
+          <w14:ligatures w14:val="none"/>
+        </w:rPr>
+        <w:t xml:space="preserve"> (0.11)**</w:t>
+      </w:r>
+      <w:r>
+        <w:rPr>
+          <w:rFonts w:ascii="Menlo" w:eastAsia="Times New Roman" w:hAnsi="Menlo" w:cs="Menlo"/>
+          <w:color w:val="CCCCCC"/>
+          <w:kern w:val="0"/>
+          <w:sz w:val="18"/>
+          <w:szCs w:val="18"/>
+          <w:lang w:val="en-GB" w:eastAsia="it-IT"/>
+          <w14:ligatures w14:val="none"/>
+        </w:rPr>
+        <w:t xml:space="preserve">, </w:t>
+      </w:r>
+      <w:r>
+        <w:rPr>
+          <w:rFonts w:ascii="Menlo" w:eastAsia="Times New Roman" w:hAnsi="Menlo" w:cs="Menlo"/>
+          <w:b/>
+          <w:bCs/>
+          <w:color w:val="569CD6"/>
+          <w:kern w:val="0"/>
+          <w:sz w:val="18"/>
+          <w:szCs w:val="18"/>
+          <w:lang w:val="en-GB" w:eastAsia="it-IT"/>
+          <w14:ligatures w14:val="none"/>
+        </w:rPr>
+        <w:t>**</w:t>
+      </w:r>
       <w:r>
         <w:rPr>
           <w:rFonts w:ascii="Menlo" w:eastAsia="Times New Roman" w:hAnsi="Menlo" w:cs="Menlo"/>
@@ -1830,7 +1819,7 @@
           <w:lang w:val="en-GB" w:eastAsia="it-IT"/>
           <w14:ligatures w14:val="none"/>
         </w:rPr>
-        <w:t>`</w:t>
+        <w:t>`Seniority`</w:t>
       </w:r>
       <w:r>
         <w:rPr>
@@ -1844,9 +1833,128 @@
           <w:lang w:val="en-GB" w:eastAsia="it-IT"/>
           <w14:ligatures w14:val="none"/>
         </w:rPr>
-        <w:t xml:space="preserve"> (−0.</w:t>
-      </w:r>
-      <w:proofErr w:type="gramStart"/>
+        <w:t xml:space="preserve"> (0.16)**</w:t>
+      </w:r>
+      <w:r>
+        <w:rPr>
+          <w:rFonts w:ascii="Menlo" w:eastAsia="Times New Roman" w:hAnsi="Menlo" w:cs="Menlo"/>
+          <w:color w:val="CCCCCC"/>
+          <w:kern w:val="0"/>
+          <w:sz w:val="18"/>
+          <w:szCs w:val="18"/>
+          <w:lang w:val="en-GB" w:eastAsia="it-IT"/>
+          <w14:ligatures w14:val="none"/>
+        </w:rPr>
+        <w:t xml:space="preserve">: weak positive </w:t>
+      </w:r>
+    </w:p>
+    <w:p>
+      <w:pPr>
+        <w:shd w:val="clear" w:color="auto" w:fill="1F1F1F"/>
+        <w:spacing w:after="0" w:line="270" w:lineRule="atLeast"/>
+        <w:rPr>
+          <w:rFonts w:ascii="Menlo" w:eastAsia="Times New Roman" w:hAnsi="Menlo" w:cs="Menlo"/>
+          <w:color w:val="CCCCCC"/>
+          <w:kern w:val="0"/>
+          <w:sz w:val="18"/>
+          <w:szCs w:val="18"/>
+          <w:lang w:val="en-GB" w:eastAsia="it-IT"/>
+          <w14:ligatures w14:val="none"/>
+        </w:rPr>
+      </w:pPr>
+      <w:r>
+        <w:rPr>
+          <w:rFonts w:ascii="Menlo" w:eastAsia="Times New Roman" w:hAnsi="Menlo" w:cs="Menlo"/>
+          <w:color w:val="CCCCCC"/>
+          <w:kern w:val="0"/>
+          <w:sz w:val="18"/>
+          <w:szCs w:val="18"/>
+          <w:lang w:val="en-GB" w:eastAsia="it-IT"/>
+          <w14:ligatures w14:val="none"/>
+        </w:rPr>
+        <w:t xml:space="preserve">  correlations — limited predictive power individually, though potentially useful </w:t>
+      </w:r>
+    </w:p>
+    <w:p>
+      <w:pPr>
+        <w:shd w:val="clear" w:color="auto" w:fill="1F1F1F"/>
+        <w:spacing w:after="0" w:line="270" w:lineRule="atLeast"/>
+        <w:rPr>
+          <w:rFonts w:ascii="Menlo" w:eastAsia="Times New Roman" w:hAnsi="Menlo" w:cs="Menlo"/>
+          <w:color w:val="CCCCCC"/>
+          <w:kern w:val="0"/>
+          <w:sz w:val="18"/>
+          <w:szCs w:val="18"/>
+          <w:lang w:val="en-GB" w:eastAsia="it-IT"/>
+          <w14:ligatures w14:val="none"/>
+        </w:rPr>
+      </w:pPr>
+      <w:r>
+        <w:rPr>
+          <w:rFonts w:ascii="Menlo" w:eastAsia="Times New Roman" w:hAnsi="Menlo" w:cs="Menlo"/>
+          <w:color w:val="CCCCCC"/>
+          <w:kern w:val="0"/>
+          <w:sz w:val="18"/>
+          <w:szCs w:val="18"/>
+          <w:lang w:val="en-GB" w:eastAsia="it-IT"/>
+          <w14:ligatures w14:val="none"/>
+        </w:rPr>
+        <w:t xml:space="preserve">  in combination within a segmentation model.</w:t>
+      </w:r>
+    </w:p>
+    <w:p>
+      <w:pPr>
+        <w:shd w:val="clear" w:color="auto" w:fill="1F1F1F"/>
+        <w:spacing w:after="0" w:line="270" w:lineRule="atLeast"/>
+        <w:rPr>
+          <w:rFonts w:ascii="Menlo" w:eastAsia="Times New Roman" w:hAnsi="Menlo" w:cs="Menlo"/>
+          <w:color w:val="CCCCCC"/>
+          <w:kern w:val="0"/>
+          <w:sz w:val="18"/>
+          <w:szCs w:val="18"/>
+          <w:lang w:val="en-GB" w:eastAsia="it-IT"/>
+          <w14:ligatures w14:val="none"/>
+        </w:rPr>
+      </w:pPr>
+    </w:p>
+    <w:p>
+      <w:pPr>
+        <w:shd w:val="clear" w:color="auto" w:fill="1F1F1F"/>
+        <w:spacing w:after="0" w:line="270" w:lineRule="atLeast"/>
+        <w:rPr>
+          <w:rFonts w:ascii="Menlo" w:eastAsia="Times New Roman" w:hAnsi="Menlo" w:cs="Menlo"/>
+          <w:color w:val="CCCCCC"/>
+          <w:kern w:val="0"/>
+          <w:sz w:val="18"/>
+          <w:szCs w:val="18"/>
+          <w:lang w:val="en-GB" w:eastAsia="it-IT"/>
+          <w14:ligatures w14:val="none"/>
+        </w:rPr>
+      </w:pPr>
+      <w:r>
+        <w:rPr>
+          <w:rFonts w:ascii="Menlo" w:eastAsia="Times New Roman" w:hAnsi="Menlo" w:cs="Menlo"/>
+          <w:color w:val="6796E6"/>
+          <w:kern w:val="0"/>
+          <w:sz w:val="18"/>
+          <w:szCs w:val="18"/>
+          <w:lang w:val="en-GB" w:eastAsia="it-IT"/>
+          <w14:ligatures w14:val="none"/>
+        </w:rPr>
+        <w:t>-</w:t>
+      </w:r>
+      <w:r>
+        <w:rPr>
+          <w:rFonts w:ascii="Menlo" w:eastAsia="Times New Roman" w:hAnsi="Menlo" w:cs="Menlo"/>
+          <w:color w:val="CCCCCC"/>
+          <w:kern w:val="0"/>
+          <w:sz w:val="18"/>
+          <w:szCs w:val="18"/>
+          <w:lang w:val="en-GB" w:eastAsia="it-IT"/>
+          <w14:ligatures w14:val="none"/>
+        </w:rPr>
+        <w:t xml:space="preserve"> </w:t>
+      </w:r>
       <w:r>
         <w:rPr>
           <w:rFonts w:ascii="Menlo" w:eastAsia="Times New Roman" w:hAnsi="Menlo" w:cs="Menlo"/>
@@ -1859,9 +1967,22 @@
           <w:lang w:val="en-GB" w:eastAsia="it-IT"/>
           <w14:ligatures w14:val="none"/>
         </w:rPr>
-        <w:t>50)*</w:t>
-      </w:r>
-      <w:proofErr w:type="gramEnd"/>
+        <w:t>**</w:t>
+      </w:r>
+      <w:r>
+        <w:rPr>
+          <w:rFonts w:ascii="Menlo" w:eastAsia="Times New Roman" w:hAnsi="Menlo" w:cs="Menlo"/>
+          <w:b/>
+          <w:bCs/>
+          <w:color w:val="CE9178"/>
+          <w:kern w:val="0"/>
+          <w:sz w:val="18"/>
+          <w:szCs w:val="18"/>
+          <w:lang w:val="en-GB" w:eastAsia="it-IT"/>
+          <w14:ligatures w14:val="none"/>
+        </w:rPr>
+        <w:t>`IsPartnered`</w:t>
+      </w:r>
       <w:r>
         <w:rPr>
           <w:rFonts w:ascii="Menlo" w:eastAsia="Times New Roman" w:hAnsi="Menlo" w:cs="Menlo"/>
@@ -1874,46 +1995,46 @@
           <w:lang w:val="en-GB" w:eastAsia="it-IT"/>
           <w14:ligatures w14:val="none"/>
         </w:rPr>
-        <w:t>*</w:t>
-      </w:r>
-      <w:r>
-        <w:rPr>
-          <w:rFonts w:ascii="Menlo" w:eastAsia="Times New Roman" w:hAnsi="Menlo" w:cs="Menlo"/>
-          <w:color w:val="CCCCCC"/>
-          <w:kern w:val="0"/>
-          <w:sz w:val="18"/>
-          <w:szCs w:val="18"/>
-          <w:lang w:val="en-GB" w:eastAsia="it-IT"/>
-          <w14:ligatures w14:val="none"/>
-        </w:rPr>
-        <w:t xml:space="preserve">: a strong negative relationship — customers with children </w:t>
-      </w:r>
-    </w:p>
-    <w:p>
-      <w:pPr>
-        <w:shd w:val="clear" w:color="auto" w:fill="1F1F1F"/>
-        <w:spacing w:after="0" w:line="270" w:lineRule="atLeast"/>
-        <w:rPr>
-          <w:rFonts w:ascii="Menlo" w:eastAsia="Times New Roman" w:hAnsi="Menlo" w:cs="Menlo"/>
-          <w:color w:val="CCCCCC"/>
-          <w:kern w:val="0"/>
-          <w:sz w:val="18"/>
-          <w:szCs w:val="18"/>
-          <w:lang w:val="en-GB" w:eastAsia="it-IT"/>
-          <w14:ligatures w14:val="none"/>
-        </w:rPr>
-      </w:pPr>
-      <w:r>
-        <w:rPr>
-          <w:rFonts w:ascii="Menlo" w:eastAsia="Times New Roman" w:hAnsi="Menlo" w:cs="Menlo"/>
-          <w:color w:val="CCCCCC"/>
-          <w:kern w:val="0"/>
-          <w:sz w:val="18"/>
-          <w:szCs w:val="18"/>
-          <w:lang w:val="en-GB" w:eastAsia="it-IT"/>
-          <w14:ligatures w14:val="none"/>
-        </w:rPr>
-        <w:t xml:space="preserve">  at home spend considerably less overall, consistent with the boxplot analysis.</w:t>
+        <w:t xml:space="preserve"> (−0.02)**</w:t>
+      </w:r>
+      <w:r>
+        <w:rPr>
+          <w:rFonts w:ascii="Menlo" w:eastAsia="Times New Roman" w:hAnsi="Menlo" w:cs="Menlo"/>
+          <w:color w:val="CCCCCC"/>
+          <w:kern w:val="0"/>
+          <w:sz w:val="18"/>
+          <w:szCs w:val="18"/>
+          <w:lang w:val="en-GB" w:eastAsia="it-IT"/>
+          <w14:ligatures w14:val="none"/>
+        </w:rPr>
+        <w:t xml:space="preserve">: essentially zero — partnership status alone has no </w:t>
+      </w:r>
+    </w:p>
+    <w:p>
+      <w:pPr>
+        <w:shd w:val="clear" w:color="auto" w:fill="1F1F1F"/>
+        <w:spacing w:after="0" w:line="270" w:lineRule="atLeast"/>
+        <w:rPr>
+          <w:rFonts w:ascii="Menlo" w:eastAsia="Times New Roman" w:hAnsi="Menlo" w:cs="Menlo"/>
+          <w:color w:val="CCCCCC"/>
+          <w:kern w:val="0"/>
+          <w:sz w:val="18"/>
+          <w:szCs w:val="18"/>
+          <w:lang w:val="en-GB" w:eastAsia="it-IT"/>
+          <w14:ligatures w14:val="none"/>
+        </w:rPr>
+      </w:pPr>
+      <w:r>
+        <w:rPr>
+          <w:rFonts w:ascii="Menlo" w:eastAsia="Times New Roman" w:hAnsi="Menlo" w:cs="Menlo"/>
+          <w:color w:val="CCCCCC"/>
+          <w:kern w:val="0"/>
+          <w:sz w:val="18"/>
+          <w:szCs w:val="18"/>
+          <w:lang w:val="en-GB" w:eastAsia="it-IT"/>
+          <w14:ligatures w14:val="none"/>
+        </w:rPr>
+        <w:t xml:space="preserve">  meaningful relationship with total spending.</w:t>
       </w:r>
     </w:p>
     <w:p>
@@ -1955,6 +2076,7 @@
           <w:lang w:val="en-GB" w:eastAsia="it-IT"/>
           <w14:ligatures w14:val="none"/>
         </w:rPr>
+        <w:lastRenderedPageBreak/>
         <w:t>-</w:t>
       </w:r>
       <w:r>
@@ -1981,13 +2103,23 @@
           <w:lang w:val="en-GB" w:eastAsia="it-IT"/>
           <w14:ligatures w14:val="none"/>
         </w:rPr>
-        <w:t>**</w:t>
-      </w:r>
-      <w:r>
-        <w:rPr>
-          <w:rFonts w:ascii="Menlo" w:eastAsia="Times New Roman" w:hAnsi="Menlo" w:cs="Menlo"/>
-          <w:b/>
-          <w:bCs/>
+        <w:t>**Notable inter-feature correlation**</w:t>
+      </w:r>
+      <w:r>
+        <w:rPr>
+          <w:rFonts w:ascii="Menlo" w:eastAsia="Times New Roman" w:hAnsi="Menlo" w:cs="Menlo"/>
+          <w:color w:val="CCCCCC"/>
+          <w:kern w:val="0"/>
+          <w:sz w:val="18"/>
+          <w:szCs w:val="18"/>
+          <w:lang w:val="en-GB" w:eastAsia="it-IT"/>
+          <w14:ligatures w14:val="none"/>
+        </w:rPr>
+        <w:t xml:space="preserve">: </w:t>
+      </w:r>
+      <w:r>
+        <w:rPr>
+          <w:rFonts w:ascii="Menlo" w:eastAsia="Times New Roman" w:hAnsi="Menlo" w:cs="Menlo"/>
           <w:color w:val="CE9178"/>
           <w:kern w:val="0"/>
           <w:sz w:val="18"/>
@@ -1995,83 +2127,23 @@
           <w:lang w:val="en-GB" w:eastAsia="it-IT"/>
           <w14:ligatures w14:val="none"/>
         </w:rPr>
-        <w:t>`Age`</w:t>
-      </w:r>
-      <w:r>
-        <w:rPr>
-          <w:rFonts w:ascii="Menlo" w:eastAsia="Times New Roman" w:hAnsi="Menlo" w:cs="Menlo"/>
-          <w:b/>
-          <w:bCs/>
-          <w:color w:val="569CD6"/>
-          <w:kern w:val="0"/>
-          <w:sz w:val="18"/>
-          <w:szCs w:val="18"/>
-          <w:lang w:val="en-GB" w:eastAsia="it-IT"/>
-          <w14:ligatures w14:val="none"/>
-        </w:rPr>
-        <w:t xml:space="preserve"> (</w:t>
-      </w:r>
-      <w:proofErr w:type="gramStart"/>
-      <w:r>
-        <w:rPr>
-          <w:rFonts w:ascii="Menlo" w:eastAsia="Times New Roman" w:hAnsi="Menlo" w:cs="Menlo"/>
-          <w:b/>
-          <w:bCs/>
-          <w:color w:val="569CD6"/>
-          <w:kern w:val="0"/>
-          <w:sz w:val="18"/>
-          <w:szCs w:val="18"/>
-          <w:lang w:val="en-GB" w:eastAsia="it-IT"/>
-          <w14:ligatures w14:val="none"/>
-        </w:rPr>
-        <w:t>0.11)*</w:t>
-      </w:r>
-      <w:proofErr w:type="gramEnd"/>
-      <w:r>
-        <w:rPr>
-          <w:rFonts w:ascii="Menlo" w:eastAsia="Times New Roman" w:hAnsi="Menlo" w:cs="Menlo"/>
-          <w:b/>
-          <w:bCs/>
-          <w:color w:val="569CD6"/>
-          <w:kern w:val="0"/>
-          <w:sz w:val="18"/>
-          <w:szCs w:val="18"/>
-          <w:lang w:val="en-GB" w:eastAsia="it-IT"/>
-          <w14:ligatures w14:val="none"/>
-        </w:rPr>
-        <w:t>*</w:t>
-      </w:r>
-      <w:r>
-        <w:rPr>
-          <w:rFonts w:ascii="Menlo" w:eastAsia="Times New Roman" w:hAnsi="Menlo" w:cs="Menlo"/>
-          <w:color w:val="CCCCCC"/>
-          <w:kern w:val="0"/>
-          <w:sz w:val="18"/>
-          <w:szCs w:val="18"/>
-          <w:lang w:val="en-GB" w:eastAsia="it-IT"/>
-          <w14:ligatures w14:val="none"/>
-        </w:rPr>
-        <w:t xml:space="preserve">, </w:t>
-      </w:r>
-      <w:r>
-        <w:rPr>
-          <w:rFonts w:ascii="Menlo" w:eastAsia="Times New Roman" w:hAnsi="Menlo" w:cs="Menlo"/>
-          <w:b/>
-          <w:bCs/>
-          <w:color w:val="569CD6"/>
-          <w:kern w:val="0"/>
-          <w:sz w:val="18"/>
-          <w:szCs w:val="18"/>
-          <w:lang w:val="en-GB" w:eastAsia="it-IT"/>
-          <w14:ligatures w14:val="none"/>
-        </w:rPr>
-        <w:t>**</w:t>
-      </w:r>
-      <w:r>
-        <w:rPr>
-          <w:rFonts w:ascii="Menlo" w:eastAsia="Times New Roman" w:hAnsi="Menlo" w:cs="Menlo"/>
-          <w:b/>
-          <w:bCs/>
+        <w:t>`Income`</w:t>
+      </w:r>
+      <w:r>
+        <w:rPr>
+          <w:rFonts w:ascii="Menlo" w:eastAsia="Times New Roman" w:hAnsi="Menlo" w:cs="Menlo"/>
+          <w:color w:val="CCCCCC"/>
+          <w:kern w:val="0"/>
+          <w:sz w:val="18"/>
+          <w:szCs w:val="18"/>
+          <w:lang w:val="en-GB" w:eastAsia="it-IT"/>
+          <w14:ligatures w14:val="none"/>
+        </w:rPr>
+        <w:t xml:space="preserve"> and </w:t>
+      </w:r>
+      <w:r>
+        <w:rPr>
+          <w:rFonts w:ascii="Menlo" w:eastAsia="Times New Roman" w:hAnsi="Menlo" w:cs="Menlo"/>
           <w:color w:val="CE9178"/>
           <w:kern w:val="0"/>
           <w:sz w:val="18"/>
@@ -2079,539 +2151,7 @@
           <w:lang w:val="en-GB" w:eastAsia="it-IT"/>
           <w14:ligatures w14:val="none"/>
         </w:rPr>
-        <w:t>`Education`</w:t>
-      </w:r>
-      <w:r>
-        <w:rPr>
-          <w:rFonts w:ascii="Menlo" w:eastAsia="Times New Roman" w:hAnsi="Menlo" w:cs="Menlo"/>
-          <w:b/>
-          <w:bCs/>
-          <w:color w:val="569CD6"/>
-          <w:kern w:val="0"/>
-          <w:sz w:val="18"/>
-          <w:szCs w:val="18"/>
-          <w:lang w:val="en-GB" w:eastAsia="it-IT"/>
-          <w14:ligatures w14:val="none"/>
-        </w:rPr>
-        <w:t xml:space="preserve"> (</w:t>
-      </w:r>
-      <w:proofErr w:type="gramStart"/>
-      <w:r>
-        <w:rPr>
-          <w:rFonts w:ascii="Menlo" w:eastAsia="Times New Roman" w:hAnsi="Menlo" w:cs="Menlo"/>
-          <w:b/>
-          <w:bCs/>
-          <w:color w:val="569CD6"/>
-          <w:kern w:val="0"/>
-          <w:sz w:val="18"/>
-          <w:szCs w:val="18"/>
-          <w:lang w:val="en-GB" w:eastAsia="it-IT"/>
-          <w14:ligatures w14:val="none"/>
-        </w:rPr>
-        <w:t>0.11)*</w:t>
-      </w:r>
-      <w:proofErr w:type="gramEnd"/>
-      <w:r>
-        <w:rPr>
-          <w:rFonts w:ascii="Menlo" w:eastAsia="Times New Roman" w:hAnsi="Menlo" w:cs="Menlo"/>
-          <w:b/>
-          <w:bCs/>
-          <w:color w:val="569CD6"/>
-          <w:kern w:val="0"/>
-          <w:sz w:val="18"/>
-          <w:szCs w:val="18"/>
-          <w:lang w:val="en-GB" w:eastAsia="it-IT"/>
-          <w14:ligatures w14:val="none"/>
-        </w:rPr>
-        <w:t>*</w:t>
-      </w:r>
-      <w:r>
-        <w:rPr>
-          <w:rFonts w:ascii="Menlo" w:eastAsia="Times New Roman" w:hAnsi="Menlo" w:cs="Menlo"/>
-          <w:color w:val="CCCCCC"/>
-          <w:kern w:val="0"/>
-          <w:sz w:val="18"/>
-          <w:szCs w:val="18"/>
-          <w:lang w:val="en-GB" w:eastAsia="it-IT"/>
-          <w14:ligatures w14:val="none"/>
-        </w:rPr>
-        <w:t xml:space="preserve">, </w:t>
-      </w:r>
-      <w:r>
-        <w:rPr>
-          <w:rFonts w:ascii="Menlo" w:eastAsia="Times New Roman" w:hAnsi="Menlo" w:cs="Menlo"/>
-          <w:b/>
-          <w:bCs/>
-          <w:color w:val="569CD6"/>
-          <w:kern w:val="0"/>
-          <w:sz w:val="18"/>
-          <w:szCs w:val="18"/>
-          <w:lang w:val="en-GB" w:eastAsia="it-IT"/>
-          <w14:ligatures w14:val="none"/>
-        </w:rPr>
-        <w:t>**</w:t>
-      </w:r>
-      <w:r>
-        <w:rPr>
-          <w:rFonts w:ascii="Menlo" w:eastAsia="Times New Roman" w:hAnsi="Menlo" w:cs="Menlo"/>
-          <w:b/>
-          <w:bCs/>
-          <w:color w:val="CE9178"/>
-          <w:kern w:val="0"/>
-          <w:sz w:val="18"/>
-          <w:szCs w:val="18"/>
-          <w:lang w:val="en-GB" w:eastAsia="it-IT"/>
-          <w14:ligatures w14:val="none"/>
-        </w:rPr>
-        <w:t>`Seniority`</w:t>
-      </w:r>
-      <w:r>
-        <w:rPr>
-          <w:rFonts w:ascii="Menlo" w:eastAsia="Times New Roman" w:hAnsi="Menlo" w:cs="Menlo"/>
-          <w:b/>
-          <w:bCs/>
-          <w:color w:val="569CD6"/>
-          <w:kern w:val="0"/>
-          <w:sz w:val="18"/>
-          <w:szCs w:val="18"/>
-          <w:lang w:val="en-GB" w:eastAsia="it-IT"/>
-          <w14:ligatures w14:val="none"/>
-        </w:rPr>
-        <w:t xml:space="preserve"> (</w:t>
-      </w:r>
-      <w:proofErr w:type="gramStart"/>
-      <w:r>
-        <w:rPr>
-          <w:rFonts w:ascii="Menlo" w:eastAsia="Times New Roman" w:hAnsi="Menlo" w:cs="Menlo"/>
-          <w:b/>
-          <w:bCs/>
-          <w:color w:val="569CD6"/>
-          <w:kern w:val="0"/>
-          <w:sz w:val="18"/>
-          <w:szCs w:val="18"/>
-          <w:lang w:val="en-GB" w:eastAsia="it-IT"/>
-          <w14:ligatures w14:val="none"/>
-        </w:rPr>
-        <w:t>0.16)*</w:t>
-      </w:r>
-      <w:proofErr w:type="gramEnd"/>
-      <w:r>
-        <w:rPr>
-          <w:rFonts w:ascii="Menlo" w:eastAsia="Times New Roman" w:hAnsi="Menlo" w:cs="Menlo"/>
-          <w:b/>
-          <w:bCs/>
-          <w:color w:val="569CD6"/>
-          <w:kern w:val="0"/>
-          <w:sz w:val="18"/>
-          <w:szCs w:val="18"/>
-          <w:lang w:val="en-GB" w:eastAsia="it-IT"/>
-          <w14:ligatures w14:val="none"/>
-        </w:rPr>
-        <w:t>*</w:t>
-      </w:r>
-      <w:r>
-        <w:rPr>
-          <w:rFonts w:ascii="Menlo" w:eastAsia="Times New Roman" w:hAnsi="Menlo" w:cs="Menlo"/>
-          <w:color w:val="CCCCCC"/>
-          <w:kern w:val="0"/>
-          <w:sz w:val="18"/>
-          <w:szCs w:val="18"/>
-          <w:lang w:val="en-GB" w:eastAsia="it-IT"/>
-          <w14:ligatures w14:val="none"/>
-        </w:rPr>
-        <w:t xml:space="preserve">: weak positive </w:t>
-      </w:r>
-    </w:p>
-    <w:p>
-      <w:pPr>
-        <w:shd w:val="clear" w:color="auto" w:fill="1F1F1F"/>
-        <w:spacing w:after="0" w:line="270" w:lineRule="atLeast"/>
-        <w:rPr>
-          <w:rFonts w:ascii="Menlo" w:eastAsia="Times New Roman" w:hAnsi="Menlo" w:cs="Menlo"/>
-          <w:color w:val="CCCCCC"/>
-          <w:kern w:val="0"/>
-          <w:sz w:val="18"/>
-          <w:szCs w:val="18"/>
-          <w:lang w:val="en-GB" w:eastAsia="it-IT"/>
-          <w14:ligatures w14:val="none"/>
-        </w:rPr>
-      </w:pPr>
-      <w:r>
-        <w:rPr>
-          <w:rFonts w:ascii="Menlo" w:eastAsia="Times New Roman" w:hAnsi="Menlo" w:cs="Menlo"/>
-          <w:color w:val="CCCCCC"/>
-          <w:kern w:val="0"/>
-          <w:sz w:val="18"/>
-          <w:szCs w:val="18"/>
-          <w:lang w:val="en-GB" w:eastAsia="it-IT"/>
-          <w14:ligatures w14:val="none"/>
-        </w:rPr>
-        <w:t xml:space="preserve">  correlations — limited predictive power individually, though potentially useful </w:t>
-      </w:r>
-    </w:p>
-    <w:p>
-      <w:pPr>
-        <w:shd w:val="clear" w:color="auto" w:fill="1F1F1F"/>
-        <w:spacing w:after="0" w:line="270" w:lineRule="atLeast"/>
-        <w:rPr>
-          <w:rFonts w:ascii="Menlo" w:eastAsia="Times New Roman" w:hAnsi="Menlo" w:cs="Menlo"/>
-          <w:color w:val="CCCCCC"/>
-          <w:kern w:val="0"/>
-          <w:sz w:val="18"/>
-          <w:szCs w:val="18"/>
-          <w:lang w:val="en-GB" w:eastAsia="it-IT"/>
-          <w14:ligatures w14:val="none"/>
-        </w:rPr>
-      </w:pPr>
-      <w:r>
-        <w:rPr>
-          <w:rFonts w:ascii="Menlo" w:eastAsia="Times New Roman" w:hAnsi="Menlo" w:cs="Menlo"/>
-          <w:color w:val="CCCCCC"/>
-          <w:kern w:val="0"/>
-          <w:sz w:val="18"/>
-          <w:szCs w:val="18"/>
-          <w:lang w:val="en-GB" w:eastAsia="it-IT"/>
-          <w14:ligatures w14:val="none"/>
-        </w:rPr>
-        <w:t xml:space="preserve">  in combination within a segmentation model.</w:t>
-      </w:r>
-    </w:p>
-    <w:p>
-      <w:pPr>
-        <w:shd w:val="clear" w:color="auto" w:fill="1F1F1F"/>
-        <w:spacing w:after="0" w:line="270" w:lineRule="atLeast"/>
-        <w:rPr>
-          <w:rFonts w:ascii="Menlo" w:eastAsia="Times New Roman" w:hAnsi="Menlo" w:cs="Menlo"/>
-          <w:color w:val="CCCCCC"/>
-          <w:kern w:val="0"/>
-          <w:sz w:val="18"/>
-          <w:szCs w:val="18"/>
-          <w:lang w:val="en-GB" w:eastAsia="it-IT"/>
-          <w14:ligatures w14:val="none"/>
-        </w:rPr>
-      </w:pPr>
-    </w:p>
-    <w:p>
-      <w:pPr>
-        <w:shd w:val="clear" w:color="auto" w:fill="1F1F1F"/>
-        <w:spacing w:after="0" w:line="270" w:lineRule="atLeast"/>
-        <w:rPr>
-          <w:rFonts w:ascii="Menlo" w:eastAsia="Times New Roman" w:hAnsi="Menlo" w:cs="Menlo"/>
-          <w:color w:val="CCCCCC"/>
-          <w:kern w:val="0"/>
-          <w:sz w:val="18"/>
-          <w:szCs w:val="18"/>
-          <w:lang w:val="en-GB" w:eastAsia="it-IT"/>
-          <w14:ligatures w14:val="none"/>
-        </w:rPr>
-      </w:pPr>
-      <w:r>
-        <w:rPr>
-          <w:rFonts w:ascii="Menlo" w:eastAsia="Times New Roman" w:hAnsi="Menlo" w:cs="Menlo"/>
-          <w:color w:val="6796E6"/>
-          <w:kern w:val="0"/>
-          <w:sz w:val="18"/>
-          <w:szCs w:val="18"/>
-          <w:lang w:val="en-GB" w:eastAsia="it-IT"/>
-          <w14:ligatures w14:val="none"/>
-        </w:rPr>
-        <w:t>-</w:t>
-      </w:r>
-      <w:r>
-        <w:rPr>
-          <w:rFonts w:ascii="Menlo" w:eastAsia="Times New Roman" w:hAnsi="Menlo" w:cs="Menlo"/>
-          <w:color w:val="CCCCCC"/>
-          <w:kern w:val="0"/>
-          <w:sz w:val="18"/>
-          <w:szCs w:val="18"/>
-          <w:lang w:val="en-GB" w:eastAsia="it-IT"/>
-          <w14:ligatures w14:val="none"/>
-        </w:rPr>
-        <w:t xml:space="preserve"> </w:t>
-      </w:r>
-      <w:r>
-        <w:rPr>
-          <w:rFonts w:ascii="Menlo" w:eastAsia="Times New Roman" w:hAnsi="Menlo" w:cs="Menlo"/>
-          <w:b/>
-          <w:bCs/>
-          <w:color w:val="569CD6"/>
-          <w:kern w:val="0"/>
-          <w:sz w:val="18"/>
-          <w:szCs w:val="18"/>
-          <w:lang w:val="en-GB" w:eastAsia="it-IT"/>
-          <w14:ligatures w14:val="none"/>
-        </w:rPr>
-        <w:t>**</w:t>
-      </w:r>
-      <w:r>
-        <w:rPr>
-          <w:rFonts w:ascii="Menlo" w:eastAsia="Times New Roman" w:hAnsi="Menlo" w:cs="Menlo"/>
-          <w:b/>
-          <w:bCs/>
-          <w:color w:val="CE9178"/>
-          <w:kern w:val="0"/>
-          <w:sz w:val="18"/>
-          <w:szCs w:val="18"/>
-          <w:lang w:val="en-GB" w:eastAsia="it-IT"/>
-          <w14:ligatures w14:val="none"/>
-        </w:rPr>
-        <w:t>`</w:t>
-      </w:r>
-      <w:proofErr w:type="spellStart"/>
-      <w:r>
-        <w:rPr>
-          <w:rFonts w:ascii="Menlo" w:eastAsia="Times New Roman" w:hAnsi="Menlo" w:cs="Menlo"/>
-          <w:b/>
-          <w:bCs/>
-          <w:color w:val="CE9178"/>
-          <w:kern w:val="0"/>
-          <w:sz w:val="18"/>
-          <w:szCs w:val="18"/>
-          <w:lang w:val="en-GB" w:eastAsia="it-IT"/>
-          <w14:ligatures w14:val="none"/>
-        </w:rPr>
-        <w:t>IsPartnered</w:t>
-      </w:r>
-      <w:proofErr w:type="spellEnd"/>
-      <w:r>
-        <w:rPr>
-          <w:rFonts w:ascii="Menlo" w:eastAsia="Times New Roman" w:hAnsi="Menlo" w:cs="Menlo"/>
-          <w:b/>
-          <w:bCs/>
-          <w:color w:val="CE9178"/>
-          <w:kern w:val="0"/>
-          <w:sz w:val="18"/>
-          <w:szCs w:val="18"/>
-          <w:lang w:val="en-GB" w:eastAsia="it-IT"/>
-          <w14:ligatures w14:val="none"/>
-        </w:rPr>
-        <w:t>`</w:t>
-      </w:r>
-      <w:r>
-        <w:rPr>
-          <w:rFonts w:ascii="Menlo" w:eastAsia="Times New Roman" w:hAnsi="Menlo" w:cs="Menlo"/>
-          <w:b/>
-          <w:bCs/>
-          <w:color w:val="569CD6"/>
-          <w:kern w:val="0"/>
-          <w:sz w:val="18"/>
-          <w:szCs w:val="18"/>
-          <w:lang w:val="en-GB" w:eastAsia="it-IT"/>
-          <w14:ligatures w14:val="none"/>
-        </w:rPr>
-        <w:t xml:space="preserve"> (−0.</w:t>
-      </w:r>
-      <w:proofErr w:type="gramStart"/>
-      <w:r>
-        <w:rPr>
-          <w:rFonts w:ascii="Menlo" w:eastAsia="Times New Roman" w:hAnsi="Menlo" w:cs="Menlo"/>
-          <w:b/>
-          <w:bCs/>
-          <w:color w:val="569CD6"/>
-          <w:kern w:val="0"/>
-          <w:sz w:val="18"/>
-          <w:szCs w:val="18"/>
-          <w:lang w:val="en-GB" w:eastAsia="it-IT"/>
-          <w14:ligatures w14:val="none"/>
-        </w:rPr>
-        <w:t>02)*</w:t>
-      </w:r>
-      <w:proofErr w:type="gramEnd"/>
-      <w:r>
-        <w:rPr>
-          <w:rFonts w:ascii="Menlo" w:eastAsia="Times New Roman" w:hAnsi="Menlo" w:cs="Menlo"/>
-          <w:b/>
-          <w:bCs/>
-          <w:color w:val="569CD6"/>
-          <w:kern w:val="0"/>
-          <w:sz w:val="18"/>
-          <w:szCs w:val="18"/>
-          <w:lang w:val="en-GB" w:eastAsia="it-IT"/>
-          <w14:ligatures w14:val="none"/>
-        </w:rPr>
-        <w:t>*</w:t>
-      </w:r>
-      <w:r>
-        <w:rPr>
-          <w:rFonts w:ascii="Menlo" w:eastAsia="Times New Roman" w:hAnsi="Menlo" w:cs="Menlo"/>
-          <w:color w:val="CCCCCC"/>
-          <w:kern w:val="0"/>
-          <w:sz w:val="18"/>
-          <w:szCs w:val="18"/>
-          <w:lang w:val="en-GB" w:eastAsia="it-IT"/>
-          <w14:ligatures w14:val="none"/>
-        </w:rPr>
-        <w:t xml:space="preserve">: essentially zero — partnership status alone has no </w:t>
-      </w:r>
-    </w:p>
-    <w:p>
-      <w:pPr>
-        <w:shd w:val="clear" w:color="auto" w:fill="1F1F1F"/>
-        <w:spacing w:after="0" w:line="270" w:lineRule="atLeast"/>
-        <w:rPr>
-          <w:rFonts w:ascii="Menlo" w:eastAsia="Times New Roman" w:hAnsi="Menlo" w:cs="Menlo"/>
-          <w:color w:val="CCCCCC"/>
-          <w:kern w:val="0"/>
-          <w:sz w:val="18"/>
-          <w:szCs w:val="18"/>
-          <w:lang w:val="en-GB" w:eastAsia="it-IT"/>
-          <w14:ligatures w14:val="none"/>
-        </w:rPr>
-      </w:pPr>
-      <w:r>
-        <w:rPr>
-          <w:rFonts w:ascii="Menlo" w:eastAsia="Times New Roman" w:hAnsi="Menlo" w:cs="Menlo"/>
-          <w:color w:val="CCCCCC"/>
-          <w:kern w:val="0"/>
-          <w:sz w:val="18"/>
-          <w:szCs w:val="18"/>
-          <w:lang w:val="en-GB" w:eastAsia="it-IT"/>
-          <w14:ligatures w14:val="none"/>
-        </w:rPr>
-        <w:t xml:space="preserve">  meaningful relationship with total spending.</w:t>
-      </w:r>
-    </w:p>
-    <w:p>
-      <w:pPr>
-        <w:shd w:val="clear" w:color="auto" w:fill="1F1F1F"/>
-        <w:spacing w:after="0" w:line="270" w:lineRule="atLeast"/>
-        <w:rPr>
-          <w:rFonts w:ascii="Menlo" w:eastAsia="Times New Roman" w:hAnsi="Menlo" w:cs="Menlo"/>
-          <w:color w:val="CCCCCC"/>
-          <w:kern w:val="0"/>
-          <w:sz w:val="18"/>
-          <w:szCs w:val="18"/>
-          <w:lang w:val="en-GB" w:eastAsia="it-IT"/>
-          <w14:ligatures w14:val="none"/>
-        </w:rPr>
-      </w:pPr>
-    </w:p>
-    <w:p>
-      <w:pPr>
-        <w:shd w:val="clear" w:color="auto" w:fill="1F1F1F"/>
-        <w:spacing w:after="0" w:line="270" w:lineRule="atLeast"/>
-        <w:rPr>
-          <w:rFonts w:ascii="Menlo" w:eastAsia="Times New Roman" w:hAnsi="Menlo" w:cs="Menlo"/>
-          <w:color w:val="CCCCCC"/>
-          <w:kern w:val="0"/>
-          <w:sz w:val="18"/>
-          <w:szCs w:val="18"/>
-          <w:lang w:val="en-GB" w:eastAsia="it-IT"/>
-          <w14:ligatures w14:val="none"/>
-        </w:rPr>
-      </w:pPr>
-      <w:r>
-        <w:rPr>
-          <w:rFonts w:ascii="Menlo" w:eastAsia="Times New Roman" w:hAnsi="Menlo" w:cs="Menlo"/>
-          <w:color w:val="6796E6"/>
-          <w:kern w:val="0"/>
-          <w:sz w:val="18"/>
-          <w:szCs w:val="18"/>
-          <w:lang w:val="en-GB" w:eastAsia="it-IT"/>
-          <w14:ligatures w14:val="none"/>
-        </w:rPr>
-        <w:lastRenderedPageBreak/>
-        <w:t>-</w:t>
-      </w:r>
-      <w:r>
-        <w:rPr>
-          <w:rFonts w:ascii="Menlo" w:eastAsia="Times New Roman" w:hAnsi="Menlo" w:cs="Menlo"/>
-          <w:color w:val="CCCCCC"/>
-          <w:kern w:val="0"/>
-          <w:sz w:val="18"/>
-          <w:szCs w:val="18"/>
-          <w:lang w:val="en-GB" w:eastAsia="it-IT"/>
-          <w14:ligatures w14:val="none"/>
-        </w:rPr>
-        <w:t xml:space="preserve"> </w:t>
-      </w:r>
-      <w:r>
-        <w:rPr>
-          <w:rFonts w:ascii="Menlo" w:eastAsia="Times New Roman" w:hAnsi="Menlo" w:cs="Menlo"/>
-          <w:b/>
-          <w:bCs/>
-          <w:color w:val="569CD6"/>
-          <w:kern w:val="0"/>
-          <w:sz w:val="18"/>
-          <w:szCs w:val="18"/>
-          <w:lang w:val="en-GB" w:eastAsia="it-IT"/>
-          <w14:ligatures w14:val="none"/>
-        </w:rPr>
-        <w:t>**Notable inter-feature correlation**</w:t>
-      </w:r>
-      <w:r>
-        <w:rPr>
-          <w:rFonts w:ascii="Menlo" w:eastAsia="Times New Roman" w:hAnsi="Menlo" w:cs="Menlo"/>
-          <w:color w:val="CCCCCC"/>
-          <w:kern w:val="0"/>
-          <w:sz w:val="18"/>
-          <w:szCs w:val="18"/>
-          <w:lang w:val="en-GB" w:eastAsia="it-IT"/>
-          <w14:ligatures w14:val="none"/>
-        </w:rPr>
-        <w:t xml:space="preserve">: </w:t>
-      </w:r>
-      <w:r>
-        <w:rPr>
-          <w:rFonts w:ascii="Menlo" w:eastAsia="Times New Roman" w:hAnsi="Menlo" w:cs="Menlo"/>
-          <w:color w:val="CE9178"/>
-          <w:kern w:val="0"/>
-          <w:sz w:val="18"/>
-          <w:szCs w:val="18"/>
-          <w:lang w:val="en-GB" w:eastAsia="it-IT"/>
-          <w14:ligatures w14:val="none"/>
-        </w:rPr>
-        <w:t>`Income`</w:t>
-      </w:r>
-      <w:r>
-        <w:rPr>
-          <w:rFonts w:ascii="Menlo" w:eastAsia="Times New Roman" w:hAnsi="Menlo" w:cs="Menlo"/>
-          <w:color w:val="CCCCCC"/>
-          <w:kern w:val="0"/>
-          <w:sz w:val="18"/>
-          <w:szCs w:val="18"/>
-          <w:lang w:val="en-GB" w:eastAsia="it-IT"/>
-          <w14:ligatures w14:val="none"/>
-        </w:rPr>
-        <w:t xml:space="preserve"> and </w:t>
-      </w:r>
-      <w:r>
-        <w:rPr>
-          <w:rFonts w:ascii="Menlo" w:eastAsia="Times New Roman" w:hAnsi="Menlo" w:cs="Menlo"/>
-          <w:color w:val="CE9178"/>
-          <w:kern w:val="0"/>
-          <w:sz w:val="18"/>
-          <w:szCs w:val="18"/>
-          <w:lang w:val="en-GB" w:eastAsia="it-IT"/>
-          <w14:ligatures w14:val="none"/>
-        </w:rPr>
-        <w:t>`</w:t>
-      </w:r>
-      <w:proofErr w:type="spellStart"/>
-      <w:r>
-        <w:rPr>
-          <w:rFonts w:ascii="Menlo" w:eastAsia="Times New Roman" w:hAnsi="Menlo" w:cs="Menlo"/>
-          <w:color w:val="CE9178"/>
-          <w:kern w:val="0"/>
-          <w:sz w:val="18"/>
-          <w:szCs w:val="18"/>
-          <w:lang w:val="en-GB" w:eastAsia="it-IT"/>
-          <w14:ligatures w14:val="none"/>
-        </w:rPr>
-        <w:t>TotalKids</w:t>
-      </w:r>
-      <w:proofErr w:type="spellEnd"/>
-      <w:r>
-        <w:rPr>
-          <w:rFonts w:ascii="Menlo" w:eastAsia="Times New Roman" w:hAnsi="Menlo" w:cs="Menlo"/>
-          <w:color w:val="CE9178"/>
-          <w:kern w:val="0"/>
-          <w:sz w:val="18"/>
-          <w:szCs w:val="18"/>
-          <w:lang w:val="en-GB" w:eastAsia="it-IT"/>
-          <w14:ligatures w14:val="none"/>
-        </w:rPr>
-        <w:t>`</w:t>
+        <w:t>`TotalKids`</w:t>
       </w:r>
       <w:r>
         <w:rPr>
@@ -2764,131 +2304,19 @@
         <w:rPr>
           <w:lang w:val="en-GB"/>
         </w:rPr>
-        <w:t xml:space="preserve"> reduces the amount that is spent. However, something interesting is observed when one looks more closely about income group. When looking at incomes, we see that in low income, it seems that there is not much difference among the number of children. It seems that the main constraint, is </w:t>
-      </w:r>
-      <w:proofErr w:type="gramStart"/>
+        <w:t xml:space="preserve"> reduces the amount that is spent. However, something interesting is observed when one looks more closely about income group. When looking at incomes, we see that in low income, it seems that there is not much difference among the number of children. It seems that the main constraint, is actually the income itself. On another hand, instead, in medium income group, it is pretty consistent how , </w:t>
+      </w:r>
       <w:r>
         <w:rPr>
           <w:lang w:val="en-GB"/>
         </w:rPr>
-        <w:t>actually the</w:t>
-      </w:r>
-      <w:proofErr w:type="gramEnd"/>
+        <w:t>increasing children, the expense went down. However, what is very interesting, is that, in the high income group, going down until 2 children the spending went down, while the median of the group with 3 children, is way higher, kinda simila to 0, which is very interesting. It seems that high-income families with a big family don’t respect such rule ( more kids, less spending).</w:t>
+      </w:r>
       <w:r>
         <w:rPr>
           <w:lang w:val="en-GB"/>
         </w:rPr>
-        <w:t xml:space="preserve"> income itself. On another hand, instead, in medium income group, it is </w:t>
-      </w:r>
-      <w:proofErr w:type="gramStart"/>
-      <w:r>
-        <w:rPr>
-          <w:lang w:val="en-GB"/>
-        </w:rPr>
-        <w:t>pretty consistent</w:t>
-      </w:r>
-      <w:proofErr w:type="gramEnd"/>
-      <w:r>
-        <w:rPr>
-          <w:lang w:val="en-GB"/>
-        </w:rPr>
-        <w:t xml:space="preserve"> </w:t>
-      </w:r>
-      <w:proofErr w:type="gramStart"/>
-      <w:r>
-        <w:rPr>
-          <w:lang w:val="en-GB"/>
-        </w:rPr>
-        <w:t>how ,</w:t>
-      </w:r>
-      <w:proofErr w:type="gramEnd"/>
-      <w:r>
-        <w:rPr>
-          <w:lang w:val="en-GB"/>
-        </w:rPr>
-        <w:t xml:space="preserve"> </w:t>
-      </w:r>
-      <w:r>
-        <w:rPr>
-          <w:lang w:val="en-GB"/>
-        </w:rPr>
-        <w:t xml:space="preserve">increasing children, the expense went down. However, what is very interesting, is that, in the </w:t>
-      </w:r>
-      <w:proofErr w:type="gramStart"/>
-      <w:r>
-        <w:rPr>
-          <w:lang w:val="en-GB"/>
-        </w:rPr>
-        <w:t>high income</w:t>
-      </w:r>
-      <w:proofErr w:type="gramEnd"/>
-      <w:r>
-        <w:rPr>
-          <w:lang w:val="en-GB"/>
-        </w:rPr>
-        <w:t xml:space="preserve"> group, going down until 2 children the spending went down, while the median of the group with 3 children, is way higher, </w:t>
-      </w:r>
-      <w:proofErr w:type="spellStart"/>
-      <w:r>
-        <w:rPr>
-          <w:lang w:val="en-GB"/>
-        </w:rPr>
-        <w:t>kinda</w:t>
-      </w:r>
-      <w:proofErr w:type="spellEnd"/>
-      <w:r>
-        <w:rPr>
-          <w:lang w:val="en-GB"/>
-        </w:rPr>
-        <w:t xml:space="preserve"> </w:t>
-      </w:r>
-      <w:proofErr w:type="spellStart"/>
-      <w:r>
-        <w:rPr>
-          <w:lang w:val="en-GB"/>
-        </w:rPr>
-        <w:t>simila</w:t>
-      </w:r>
-      <w:proofErr w:type="spellEnd"/>
-      <w:r>
-        <w:rPr>
-          <w:lang w:val="en-GB"/>
-        </w:rPr>
-        <w:t xml:space="preserve"> to 0, which is very interesting. It seems that high-income families with a big family don’t respect such rule </w:t>
-      </w:r>
-      <w:proofErr w:type="gramStart"/>
-      <w:r>
-        <w:rPr>
-          <w:lang w:val="en-GB"/>
-        </w:rPr>
-        <w:t>( more</w:t>
-      </w:r>
-      <w:proofErr w:type="gramEnd"/>
-      <w:r>
-        <w:rPr>
-          <w:lang w:val="en-GB"/>
-        </w:rPr>
-        <w:t xml:space="preserve"> kids, less spending).</w:t>
-      </w:r>
-      <w:r>
-        <w:rPr>
-          <w:lang w:val="en-GB"/>
-        </w:rPr>
-        <w:t xml:space="preserve"> Although, through </w:t>
-      </w:r>
-      <w:proofErr w:type="spellStart"/>
-      <w:r>
-        <w:rPr>
-          <w:lang w:val="en-GB"/>
-        </w:rPr>
-        <w:t>furter</w:t>
-      </w:r>
-      <w:proofErr w:type="spellEnd"/>
-      <w:r>
-        <w:rPr>
-          <w:lang w:val="en-GB"/>
-        </w:rPr>
-        <w:t xml:space="preserve"> inspection, it seems that this subgroup is made of only 7 </w:t>
+        <w:t xml:space="preserve"> Although, through furter inspection, it seems that this subgroup is made of only 7 </w:t>
       </w:r>
       <w:r>
         <w:rPr>
@@ -2970,21 +2398,7 @@
         <w:rPr>
           <w:lang w:val="en-GB"/>
         </w:rPr>
-        <w:t xml:space="preserve">Something interesting is how our customers buy and through which </w:t>
-      </w:r>
-      <w:proofErr w:type="gramStart"/>
-      <w:r>
-        <w:rPr>
-          <w:lang w:val="en-GB"/>
-        </w:rPr>
-        <w:t>channels .</w:t>
-      </w:r>
-      <w:proofErr w:type="gramEnd"/>
-      <w:r>
-        <w:rPr>
-          <w:lang w:val="en-GB"/>
-        </w:rPr>
-        <w:t xml:space="preserve"> </w:t>
+        <w:t xml:space="preserve">Something interesting is how our customers buy and through which channels . </w:t>
       </w:r>
     </w:p>
     <w:p>
@@ -3025,111 +2439,7 @@
           <w:lang w:eastAsia="it-IT"/>
           <w14:ligatures w14:val="none"/>
         </w:rPr>
-        <w:t xml:space="preserve"> </w:t>
-      </w:r>
-      <w:proofErr w:type="spellStart"/>
-      <w:r>
-        <w:rPr>
-          <w:rFonts w:ascii="Menlo" w:eastAsia="Times New Roman" w:hAnsi="Menlo" w:cs="Menlo"/>
-          <w:color w:val="CCCCCC"/>
-          <w:kern w:val="0"/>
-          <w:sz w:val="18"/>
-          <w:szCs w:val="18"/>
-          <w:lang w:eastAsia="it-IT"/>
-          <w14:ligatures w14:val="none"/>
-        </w:rPr>
-        <w:t>is</w:t>
-      </w:r>
-      <w:proofErr w:type="spellEnd"/>
-      <w:r>
-        <w:rPr>
-          <w:rFonts w:ascii="Menlo" w:eastAsia="Times New Roman" w:hAnsi="Menlo" w:cs="Menlo"/>
-          <w:color w:val="CCCCCC"/>
-          <w:kern w:val="0"/>
-          <w:sz w:val="18"/>
-          <w:szCs w:val="18"/>
-          <w:lang w:eastAsia="it-IT"/>
-          <w14:ligatures w14:val="none"/>
-        </w:rPr>
-        <w:t xml:space="preserve"> the </w:t>
-      </w:r>
-      <w:proofErr w:type="spellStart"/>
-      <w:r>
-        <w:rPr>
-          <w:rFonts w:ascii="Menlo" w:eastAsia="Times New Roman" w:hAnsi="Menlo" w:cs="Menlo"/>
-          <w:color w:val="CCCCCC"/>
-          <w:kern w:val="0"/>
-          <w:sz w:val="18"/>
-          <w:szCs w:val="18"/>
-          <w:lang w:eastAsia="it-IT"/>
-          <w14:ligatures w14:val="none"/>
-        </w:rPr>
-        <w:t>dominant</w:t>
-      </w:r>
-      <w:proofErr w:type="spellEnd"/>
-      <w:r>
-        <w:rPr>
-          <w:rFonts w:ascii="Menlo" w:eastAsia="Times New Roman" w:hAnsi="Menlo" w:cs="Menlo"/>
-          <w:color w:val="CCCCCC"/>
-          <w:kern w:val="0"/>
-          <w:sz w:val="18"/>
-          <w:szCs w:val="18"/>
-          <w:lang w:eastAsia="it-IT"/>
-          <w14:ligatures w14:val="none"/>
-        </w:rPr>
-        <w:t xml:space="preserve"> </w:t>
-      </w:r>
-      <w:proofErr w:type="spellStart"/>
-      <w:r>
-        <w:rPr>
-          <w:rFonts w:ascii="Menlo" w:eastAsia="Times New Roman" w:hAnsi="Menlo" w:cs="Menlo"/>
-          <w:color w:val="CCCCCC"/>
-          <w:kern w:val="0"/>
-          <w:sz w:val="18"/>
-          <w:szCs w:val="18"/>
-          <w:lang w:eastAsia="it-IT"/>
-          <w14:ligatures w14:val="none"/>
-        </w:rPr>
-        <w:t>purchase</w:t>
-      </w:r>
-      <w:proofErr w:type="spellEnd"/>
-      <w:r>
-        <w:rPr>
-          <w:rFonts w:ascii="Menlo" w:eastAsia="Times New Roman" w:hAnsi="Menlo" w:cs="Menlo"/>
-          <w:color w:val="CCCCCC"/>
-          <w:kern w:val="0"/>
-          <w:sz w:val="18"/>
-          <w:szCs w:val="18"/>
-          <w:lang w:eastAsia="it-IT"/>
-          <w14:ligatures w14:val="none"/>
-        </w:rPr>
-        <w:t xml:space="preserve"> </w:t>
-      </w:r>
-      <w:proofErr w:type="spellStart"/>
-      <w:r>
-        <w:rPr>
-          <w:rFonts w:ascii="Menlo" w:eastAsia="Times New Roman" w:hAnsi="Menlo" w:cs="Menlo"/>
-          <w:color w:val="CCCCCC"/>
-          <w:kern w:val="0"/>
-          <w:sz w:val="18"/>
-          <w:szCs w:val="18"/>
-          <w:lang w:eastAsia="it-IT"/>
-          <w14:ligatures w14:val="none"/>
-        </w:rPr>
-        <w:t>channel</w:t>
-      </w:r>
-      <w:proofErr w:type="spellEnd"/>
-      <w:r>
-        <w:rPr>
-          <w:rFonts w:ascii="Menlo" w:eastAsia="Times New Roman" w:hAnsi="Menlo" w:cs="Menlo"/>
-          <w:color w:val="CCCCCC"/>
-          <w:kern w:val="0"/>
-          <w:sz w:val="18"/>
-          <w:szCs w:val="18"/>
-          <w:lang w:eastAsia="it-IT"/>
-          <w14:ligatures w14:val="none"/>
-        </w:rPr>
-        <w:t xml:space="preserve"> with </w:t>
+        <w:t xml:space="preserve"> is the dominant purchase channel with </w:t>
       </w:r>
       <w:r>
         <w:rPr>
@@ -3143,9 +2453,47 @@
           <w:lang w:eastAsia="it-IT"/>
           <w14:ligatures w14:val="none"/>
         </w:rPr>
-        <w:t xml:space="preserve">**12,934 </w:t>
-      </w:r>
-      <w:proofErr w:type="spellStart"/>
+        <w:t>**12,934 total transactions**</w:t>
+      </w:r>
+      <w:r>
+        <w:rPr>
+          <w:rFonts w:ascii="Menlo" w:eastAsia="Times New Roman" w:hAnsi="Menlo" w:cs="Menlo"/>
+          <w:color w:val="CCCCCC"/>
+          <w:kern w:val="0"/>
+          <w:sz w:val="18"/>
+          <w:szCs w:val="18"/>
+          <w:lang w:eastAsia="it-IT"/>
+          <w14:ligatures w14:val="none"/>
+        </w:rPr>
+        <w:t xml:space="preserve"> </w:t>
+      </w:r>
+    </w:p>
+    <w:p>
+      <w:pPr>
+        <w:shd w:val="clear" w:color="auto" w:fill="1F1F1F"/>
+        <w:spacing w:after="0" w:line="270" w:lineRule="atLeast"/>
+        <w:rPr>
+          <w:rFonts w:ascii="Menlo" w:eastAsia="Times New Roman" w:hAnsi="Menlo" w:cs="Menlo"/>
+          <w:color w:val="CCCCCC"/>
+          <w:kern w:val="0"/>
+          <w:sz w:val="18"/>
+          <w:szCs w:val="18"/>
+          <w:lang w:eastAsia="it-IT"/>
+          <w14:ligatures w14:val="none"/>
+        </w:rPr>
+      </w:pPr>
+      <w:r>
+        <w:rPr>
+          <w:rFonts w:ascii="Menlo" w:eastAsia="Times New Roman" w:hAnsi="Menlo" w:cs="Menlo"/>
+          <w:color w:val="CCCCCC"/>
+          <w:kern w:val="0"/>
+          <w:sz w:val="18"/>
+          <w:szCs w:val="18"/>
+          <w:lang w:eastAsia="it-IT"/>
+          <w14:ligatures w14:val="none"/>
+        </w:rPr>
+        <w:t xml:space="preserve">(39% of all purchases), followed by </w:t>
+      </w:r>
       <w:r>
         <w:rPr>
           <w:rFonts w:ascii="Menlo" w:eastAsia="Times New Roman" w:hAnsi="Menlo" w:cs="Menlo"/>
@@ -3158,9 +2506,20 @@
           <w:lang w:eastAsia="it-IT"/>
           <w14:ligatures w14:val="none"/>
         </w:rPr>
-        <w:t>total</w:t>
-      </w:r>
-      <w:proofErr w:type="spellEnd"/>
+        <w:t>**Web**</w:t>
+      </w:r>
+      <w:r>
+        <w:rPr>
+          <w:rFonts w:ascii="Menlo" w:eastAsia="Times New Roman" w:hAnsi="Menlo" w:cs="Menlo"/>
+          <w:color w:val="CCCCCC"/>
+          <w:kern w:val="0"/>
+          <w:sz w:val="18"/>
+          <w:szCs w:val="18"/>
+          <w:lang w:eastAsia="it-IT"/>
+          <w14:ligatures w14:val="none"/>
+        </w:rPr>
+        <w:t xml:space="preserve"> (9,119 — 27%), </w:t>
+      </w:r>
       <w:r>
         <w:rPr>
           <w:rFonts w:ascii="Menlo" w:eastAsia="Times New Roman" w:hAnsi="Menlo" w:cs="Menlo"/>
@@ -3173,9 +2532,47 @@
           <w:lang w:eastAsia="it-IT"/>
           <w14:ligatures w14:val="none"/>
         </w:rPr>
+        <w:t>**Catalog**</w:t>
+      </w:r>
+      <w:r>
+        <w:rPr>
+          <w:rFonts w:ascii="Menlo" w:eastAsia="Times New Roman" w:hAnsi="Menlo" w:cs="Menlo"/>
+          <w:color w:val="CCCCCC"/>
+          <w:kern w:val="0"/>
+          <w:sz w:val="18"/>
+          <w:szCs w:val="18"/>
+          <w:lang w:eastAsia="it-IT"/>
+          <w14:ligatures w14:val="none"/>
+        </w:rPr>
         <w:t xml:space="preserve"> </w:t>
       </w:r>
-      <w:proofErr w:type="spellStart"/>
+    </w:p>
+    <w:p>
+      <w:pPr>
+        <w:shd w:val="clear" w:color="auto" w:fill="1F1F1F"/>
+        <w:spacing w:after="0" w:line="270" w:lineRule="atLeast"/>
+        <w:rPr>
+          <w:rFonts w:ascii="Menlo" w:eastAsia="Times New Roman" w:hAnsi="Menlo" w:cs="Menlo"/>
+          <w:color w:val="CCCCCC"/>
+          <w:kern w:val="0"/>
+          <w:sz w:val="18"/>
+          <w:szCs w:val="18"/>
+          <w:lang w:eastAsia="it-IT"/>
+          <w14:ligatures w14:val="none"/>
+        </w:rPr>
+      </w:pPr>
+      <w:r>
+        <w:rPr>
+          <w:rFonts w:ascii="Menlo" w:eastAsia="Times New Roman" w:hAnsi="Menlo" w:cs="Menlo"/>
+          <w:color w:val="CCCCCC"/>
+          <w:kern w:val="0"/>
+          <w:sz w:val="18"/>
+          <w:szCs w:val="18"/>
+          <w:lang w:eastAsia="it-IT"/>
+          <w14:ligatures w14:val="none"/>
+        </w:rPr>
+        <w:t xml:space="preserve">(5,938 — 18%) and </w:t>
+      </w:r>
       <w:r>
         <w:rPr>
           <w:rFonts w:ascii="Menlo" w:eastAsia="Times New Roman" w:hAnsi="Menlo" w:cs="Menlo"/>
@@ -3188,9 +2585,159 @@
           <w:lang w:eastAsia="it-IT"/>
           <w14:ligatures w14:val="none"/>
         </w:rPr>
-        <w:t>transactions</w:t>
-      </w:r>
-      <w:proofErr w:type="spellEnd"/>
+        <w:t>**Deals**</w:t>
+      </w:r>
+      <w:r>
+        <w:rPr>
+          <w:rFonts w:ascii="Menlo" w:eastAsia="Times New Roman" w:hAnsi="Menlo" w:cs="Menlo"/>
+          <w:color w:val="CCCCCC"/>
+          <w:kern w:val="0"/>
+          <w:sz w:val="18"/>
+          <w:szCs w:val="18"/>
+          <w:lang w:eastAsia="it-IT"/>
+          <w14:ligatures w14:val="none"/>
+        </w:rPr>
+        <w:t xml:space="preserve"> (5,187 — 15% — note: excluded from </w:t>
+      </w:r>
+      <w:r>
+        <w:rPr>
+          <w:rFonts w:ascii="Menlo" w:eastAsia="Times New Roman" w:hAnsi="Menlo" w:cs="Menlo"/>
+          <w:color w:val="CE9178"/>
+          <w:kern w:val="0"/>
+          <w:sz w:val="18"/>
+          <w:szCs w:val="18"/>
+          <w:lang w:eastAsia="it-IT"/>
+          <w14:ligatures w14:val="none"/>
+        </w:rPr>
+        <w:t>`TotalPurchases`</w:t>
+      </w:r>
+      <w:r>
+        <w:rPr>
+          <w:rFonts w:ascii="Menlo" w:eastAsia="Times New Roman" w:hAnsi="Menlo" w:cs="Menlo"/>
+          <w:color w:val="CCCCCC"/>
+          <w:kern w:val="0"/>
+          <w:sz w:val="18"/>
+          <w:szCs w:val="18"/>
+          <w:lang w:eastAsia="it-IT"/>
+          <w14:ligatures w14:val="none"/>
+        </w:rPr>
+        <w:t xml:space="preserve"> </w:t>
+      </w:r>
+    </w:p>
+    <w:p>
+      <w:pPr>
+        <w:shd w:val="clear" w:color="auto" w:fill="1F1F1F"/>
+        <w:spacing w:after="0" w:line="270" w:lineRule="atLeast"/>
+        <w:rPr>
+          <w:rFonts w:ascii="Menlo" w:eastAsia="Times New Roman" w:hAnsi="Menlo" w:cs="Menlo"/>
+          <w:color w:val="CCCCCC"/>
+          <w:kern w:val="0"/>
+          <w:sz w:val="18"/>
+          <w:szCs w:val="18"/>
+          <w:lang w:eastAsia="it-IT"/>
+          <w14:ligatures w14:val="none"/>
+        </w:rPr>
+      </w:pPr>
+      <w:r>
+        <w:rPr>
+          <w:rFonts w:ascii="Menlo" w:eastAsia="Times New Roman" w:hAnsi="Menlo" w:cs="Menlo"/>
+          <w:color w:val="CCCCCC"/>
+          <w:kern w:val="0"/>
+          <w:sz w:val="18"/>
+          <w:szCs w:val="18"/>
+          <w:lang w:eastAsia="it-IT"/>
+          <w14:ligatures w14:val="none"/>
+        </w:rPr>
+        <w:t>as deals represent a pricing mechanism, not a channel).</w:t>
+      </w:r>
+    </w:p>
+    <w:p>
+      <w:pPr>
+        <w:rPr>
+          <w:lang w:val="en-GB"/>
+        </w:rPr>
+      </w:pPr>
+    </w:p>
+    <w:p>
+      <w:pPr>
+        <w:shd w:val="clear" w:color="auto" w:fill="1F1F1F"/>
+        <w:spacing w:after="0" w:line="270" w:lineRule="atLeast"/>
+        <w:rPr>
+          <w:rFonts w:ascii="Menlo" w:eastAsia="Times New Roman" w:hAnsi="Menlo" w:cs="Menlo"/>
+          <w:color w:val="CCCCCC"/>
+          <w:kern w:val="0"/>
+          <w:sz w:val="18"/>
+          <w:szCs w:val="18"/>
+          <w:lang w:eastAsia="it-IT"/>
+          <w14:ligatures w14:val="none"/>
+        </w:rPr>
+      </w:pPr>
+    </w:p>
+    <w:p>
+      <w:pPr>
+        <w:shd w:val="clear" w:color="auto" w:fill="1F1F1F"/>
+        <w:spacing w:after="0" w:line="270" w:lineRule="atLeast"/>
+        <w:rPr>
+          <w:rFonts w:ascii="Menlo" w:eastAsia="Times New Roman" w:hAnsi="Menlo" w:cs="Menlo"/>
+          <w:color w:val="CCCCCC"/>
+          <w:kern w:val="0"/>
+          <w:sz w:val="18"/>
+          <w:szCs w:val="18"/>
+          <w:lang w:eastAsia="it-IT"/>
+          <w14:ligatures w14:val="none"/>
+        </w:rPr>
+      </w:pPr>
+      <w:r>
+        <w:rPr>
+          <w:rFonts w:ascii="Menlo" w:eastAsia="Times New Roman" w:hAnsi="Menlo" w:cs="Menlo"/>
+          <w:color w:val="CCCCCC"/>
+          <w:kern w:val="0"/>
+          <w:sz w:val="18"/>
+          <w:szCs w:val="18"/>
+          <w:lang w:eastAsia="it-IT"/>
+          <w14:ligatures w14:val="none"/>
+        </w:rPr>
+        <w:t>Looking at the per-customer boxplots:</w:t>
+      </w:r>
+    </w:p>
+    <w:p>
+      <w:pPr>
+        <w:shd w:val="clear" w:color="auto" w:fill="1F1F1F"/>
+        <w:spacing w:after="0" w:line="270" w:lineRule="atLeast"/>
+        <w:rPr>
+          <w:rFonts w:ascii="Menlo" w:eastAsia="Times New Roman" w:hAnsi="Menlo" w:cs="Menlo"/>
+          <w:color w:val="CCCCCC"/>
+          <w:kern w:val="0"/>
+          <w:sz w:val="18"/>
+          <w:szCs w:val="18"/>
+          <w:lang w:eastAsia="it-IT"/>
+          <w14:ligatures w14:val="none"/>
+        </w:rPr>
+      </w:pPr>
+      <w:r>
+        <w:rPr>
+          <w:rFonts w:ascii="Menlo" w:eastAsia="Times New Roman" w:hAnsi="Menlo" w:cs="Menlo"/>
+          <w:color w:val="6796E6"/>
+          <w:kern w:val="0"/>
+          <w:sz w:val="18"/>
+          <w:szCs w:val="18"/>
+          <w:lang w:eastAsia="it-IT"/>
+          <w14:ligatures w14:val="none"/>
+        </w:rPr>
+        <w:t>-</w:t>
+      </w:r>
+      <w:r>
+        <w:rPr>
+          <w:rFonts w:ascii="Menlo" w:eastAsia="Times New Roman" w:hAnsi="Menlo" w:cs="Menlo"/>
+          <w:color w:val="CCCCCC"/>
+          <w:kern w:val="0"/>
+          <w:sz w:val="18"/>
+          <w:szCs w:val="18"/>
+          <w:lang w:eastAsia="it-IT"/>
+          <w14:ligatures w14:val="none"/>
+        </w:rPr>
+        <w:t xml:space="preserve"> </w:t>
+      </w:r>
       <w:r>
         <w:rPr>
           <w:rFonts w:ascii="Menlo" w:eastAsia="Times New Roman" w:hAnsi="Menlo" w:cs="Menlo"/>
@@ -3203,7 +2750,73 @@
           <w:lang w:eastAsia="it-IT"/>
           <w14:ligatures w14:val="none"/>
         </w:rPr>
-        <w:t>**</w:t>
+        <w:t>**Store**</w:t>
+      </w:r>
+      <w:r>
+        <w:rPr>
+          <w:rFonts w:ascii="Menlo" w:eastAsia="Times New Roman" w:hAnsi="Menlo" w:cs="Menlo"/>
+          <w:color w:val="CCCCCC"/>
+          <w:kern w:val="0"/>
+          <w:sz w:val="18"/>
+          <w:szCs w:val="18"/>
+          <w:lang w:eastAsia="it-IT"/>
+          <w14:ligatures w14:val="none"/>
+        </w:rPr>
+        <w:t xml:space="preserve">: highest median (~5) and consistent spread — the primary touchpoint </w:t>
+      </w:r>
+    </w:p>
+    <w:p>
+      <w:pPr>
+        <w:shd w:val="clear" w:color="auto" w:fill="1F1F1F"/>
+        <w:spacing w:after="0" w:line="270" w:lineRule="atLeast"/>
+        <w:rPr>
+          <w:rFonts w:ascii="Menlo" w:eastAsia="Times New Roman" w:hAnsi="Menlo" w:cs="Menlo"/>
+          <w:color w:val="CCCCCC"/>
+          <w:kern w:val="0"/>
+          <w:sz w:val="18"/>
+          <w:szCs w:val="18"/>
+          <w:lang w:eastAsia="it-IT"/>
+          <w14:ligatures w14:val="none"/>
+        </w:rPr>
+      </w:pPr>
+      <w:r>
+        <w:rPr>
+          <w:rFonts w:ascii="Menlo" w:eastAsia="Times New Roman" w:hAnsi="Menlo" w:cs="Menlo"/>
+          <w:color w:val="CCCCCC"/>
+          <w:kern w:val="0"/>
+          <w:sz w:val="18"/>
+          <w:szCs w:val="18"/>
+          <w:lang w:eastAsia="it-IT"/>
+          <w14:ligatures w14:val="none"/>
+        </w:rPr>
+        <w:t xml:space="preserve">  for most customers</w:t>
+      </w:r>
+    </w:p>
+    <w:p>
+      <w:pPr>
+        <w:shd w:val="clear" w:color="auto" w:fill="1F1F1F"/>
+        <w:spacing w:after="0" w:line="270" w:lineRule="atLeast"/>
+        <w:rPr>
+          <w:rFonts w:ascii="Menlo" w:eastAsia="Times New Roman" w:hAnsi="Menlo" w:cs="Menlo"/>
+          <w:color w:val="CCCCCC"/>
+          <w:kern w:val="0"/>
+          <w:sz w:val="18"/>
+          <w:szCs w:val="18"/>
+          <w:lang w:eastAsia="it-IT"/>
+          <w14:ligatures w14:val="none"/>
+        </w:rPr>
+      </w:pPr>
+      <w:r>
+        <w:rPr>
+          <w:rFonts w:ascii="Menlo" w:eastAsia="Times New Roman" w:hAnsi="Menlo" w:cs="Menlo"/>
+          <w:color w:val="6796E6"/>
+          <w:kern w:val="0"/>
+          <w:sz w:val="18"/>
+          <w:szCs w:val="18"/>
+          <w:lang w:eastAsia="it-IT"/>
+          <w14:ligatures w14:val="none"/>
+        </w:rPr>
+        <w:t>-</w:t>
       </w:r>
       <w:r>
         <w:rPr>
@@ -3216,111 +2829,6 @@
           <w14:ligatures w14:val="none"/>
         </w:rPr>
         <w:t xml:space="preserve"> </w:t>
-      </w:r>
-    </w:p>
-    <w:p>
-      <w:pPr>
-        <w:shd w:val="clear" w:color="auto" w:fill="1F1F1F"/>
-        <w:spacing w:after="0" w:line="270" w:lineRule="atLeast"/>
-        <w:rPr>
-          <w:rFonts w:ascii="Menlo" w:eastAsia="Times New Roman" w:hAnsi="Menlo" w:cs="Menlo"/>
-          <w:color w:val="CCCCCC"/>
-          <w:kern w:val="0"/>
-          <w:sz w:val="18"/>
-          <w:szCs w:val="18"/>
-          <w:lang w:eastAsia="it-IT"/>
-          <w14:ligatures w14:val="none"/>
-        </w:rPr>
-      </w:pPr>
-      <w:r>
-        <w:rPr>
-          <w:rFonts w:ascii="Menlo" w:eastAsia="Times New Roman" w:hAnsi="Menlo" w:cs="Menlo"/>
-          <w:color w:val="CCCCCC"/>
-          <w:kern w:val="0"/>
-          <w:sz w:val="18"/>
-          <w:szCs w:val="18"/>
-          <w:lang w:eastAsia="it-IT"/>
-          <w14:ligatures w14:val="none"/>
-        </w:rPr>
-        <w:t xml:space="preserve">(39% of </w:t>
-      </w:r>
-      <w:proofErr w:type="spellStart"/>
-      <w:r>
-        <w:rPr>
-          <w:rFonts w:ascii="Menlo" w:eastAsia="Times New Roman" w:hAnsi="Menlo" w:cs="Menlo"/>
-          <w:color w:val="CCCCCC"/>
-          <w:kern w:val="0"/>
-          <w:sz w:val="18"/>
-          <w:szCs w:val="18"/>
-          <w:lang w:eastAsia="it-IT"/>
-          <w14:ligatures w14:val="none"/>
-        </w:rPr>
-        <w:t>all</w:t>
-      </w:r>
-      <w:proofErr w:type="spellEnd"/>
-      <w:r>
-        <w:rPr>
-          <w:rFonts w:ascii="Menlo" w:eastAsia="Times New Roman" w:hAnsi="Menlo" w:cs="Menlo"/>
-          <w:color w:val="CCCCCC"/>
-          <w:kern w:val="0"/>
-          <w:sz w:val="18"/>
-          <w:szCs w:val="18"/>
-          <w:lang w:eastAsia="it-IT"/>
-          <w14:ligatures w14:val="none"/>
-        </w:rPr>
-        <w:t xml:space="preserve"> </w:t>
-      </w:r>
-      <w:proofErr w:type="spellStart"/>
-      <w:r>
-        <w:rPr>
-          <w:rFonts w:ascii="Menlo" w:eastAsia="Times New Roman" w:hAnsi="Menlo" w:cs="Menlo"/>
-          <w:color w:val="CCCCCC"/>
-          <w:kern w:val="0"/>
-          <w:sz w:val="18"/>
-          <w:szCs w:val="18"/>
-          <w:lang w:eastAsia="it-IT"/>
-          <w14:ligatures w14:val="none"/>
-        </w:rPr>
-        <w:t>purchases</w:t>
-      </w:r>
-      <w:proofErr w:type="spellEnd"/>
-      <w:r>
-        <w:rPr>
-          <w:rFonts w:ascii="Menlo" w:eastAsia="Times New Roman" w:hAnsi="Menlo" w:cs="Menlo"/>
-          <w:color w:val="CCCCCC"/>
-          <w:kern w:val="0"/>
-          <w:sz w:val="18"/>
-          <w:szCs w:val="18"/>
-          <w:lang w:eastAsia="it-IT"/>
-          <w14:ligatures w14:val="none"/>
-        </w:rPr>
-        <w:t xml:space="preserve">), </w:t>
-      </w:r>
-      <w:proofErr w:type="spellStart"/>
-      <w:r>
-        <w:rPr>
-          <w:rFonts w:ascii="Menlo" w:eastAsia="Times New Roman" w:hAnsi="Menlo" w:cs="Menlo"/>
-          <w:color w:val="CCCCCC"/>
-          <w:kern w:val="0"/>
-          <w:sz w:val="18"/>
-          <w:szCs w:val="18"/>
-          <w:lang w:eastAsia="it-IT"/>
-          <w14:ligatures w14:val="none"/>
-        </w:rPr>
-        <w:t>followed</w:t>
-      </w:r>
-      <w:proofErr w:type="spellEnd"/>
-      <w:r>
-        <w:rPr>
-          <w:rFonts w:ascii="Menlo" w:eastAsia="Times New Roman" w:hAnsi="Menlo" w:cs="Menlo"/>
-          <w:color w:val="CCCCCC"/>
-          <w:kern w:val="0"/>
-          <w:sz w:val="18"/>
-          <w:szCs w:val="18"/>
-          <w:lang w:eastAsia="it-IT"/>
-          <w14:ligatures w14:val="none"/>
-        </w:rPr>
-        <w:t xml:space="preserve"> by </w:t>
       </w:r>
       <w:r>
         <w:rPr>
@@ -3346,7 +2854,73 @@
           <w:lang w:eastAsia="it-IT"/>
           <w14:ligatures w14:val="none"/>
         </w:rPr>
-        <w:t xml:space="preserve"> (9,119 — 27%), </w:t>
+        <w:t xml:space="preserve">: wide spread with outliers reaching 27 purchases — a small but highly </w:t>
+      </w:r>
+    </w:p>
+    <w:p>
+      <w:pPr>
+        <w:shd w:val="clear" w:color="auto" w:fill="1F1F1F"/>
+        <w:spacing w:after="0" w:line="270" w:lineRule="atLeast"/>
+        <w:rPr>
+          <w:rFonts w:ascii="Menlo" w:eastAsia="Times New Roman" w:hAnsi="Menlo" w:cs="Menlo"/>
+          <w:color w:val="CCCCCC"/>
+          <w:kern w:val="0"/>
+          <w:sz w:val="18"/>
+          <w:szCs w:val="18"/>
+          <w:lang w:eastAsia="it-IT"/>
+          <w14:ligatures w14:val="none"/>
+        </w:rPr>
+      </w:pPr>
+      <w:r>
+        <w:rPr>
+          <w:rFonts w:ascii="Menlo" w:eastAsia="Times New Roman" w:hAnsi="Menlo" w:cs="Menlo"/>
+          <w:color w:val="CCCCCC"/>
+          <w:kern w:val="0"/>
+          <w:sz w:val="18"/>
+          <w:szCs w:val="18"/>
+          <w:lang w:eastAsia="it-IT"/>
+          <w14:ligatures w14:val="none"/>
+        </w:rPr>
+        <w:t xml:space="preserve">  engaged digital segment worth targeting separately</w:t>
+      </w:r>
+    </w:p>
+    <w:p>
+      <w:pPr>
+        <w:shd w:val="clear" w:color="auto" w:fill="1F1F1F"/>
+        <w:spacing w:after="0" w:line="270" w:lineRule="atLeast"/>
+        <w:rPr>
+          <w:rFonts w:ascii="Menlo" w:eastAsia="Times New Roman" w:hAnsi="Menlo" w:cs="Menlo"/>
+          <w:color w:val="CCCCCC"/>
+          <w:kern w:val="0"/>
+          <w:sz w:val="18"/>
+          <w:szCs w:val="18"/>
+          <w:lang w:eastAsia="it-IT"/>
+          <w14:ligatures w14:val="none"/>
+        </w:rPr>
+      </w:pPr>
+      <w:r>
+        <w:rPr>
+          <w:rFonts w:ascii="Menlo" w:eastAsia="Times New Roman" w:hAnsi="Menlo" w:cs="Menlo"/>
+          <w:color w:val="6796E6"/>
+          <w:kern w:val="0"/>
+          <w:sz w:val="18"/>
+          <w:szCs w:val="18"/>
+          <w:lang w:eastAsia="it-IT"/>
+          <w14:ligatures w14:val="none"/>
+        </w:rPr>
+        <w:t>-</w:t>
+      </w:r>
+      <w:r>
+        <w:rPr>
+          <w:rFonts w:ascii="Menlo" w:eastAsia="Times New Roman" w:hAnsi="Menlo" w:cs="Menlo"/>
+          <w:color w:val="CCCCCC"/>
+          <w:kern w:val="0"/>
+          <w:sz w:val="18"/>
+          <w:szCs w:val="18"/>
+          <w:lang w:eastAsia="it-IT"/>
+          <w14:ligatures w14:val="none"/>
+        </w:rPr>
+        <w:t xml:space="preserve"> </w:t>
       </w:r>
       <w:r>
         <w:rPr>
@@ -3360,9 +2934,86 @@
           <w:lang w:eastAsia="it-IT"/>
           <w14:ligatures w14:val="none"/>
         </w:rPr>
-        <w:t>**</w:t>
-      </w:r>
-      <w:proofErr w:type="spellStart"/>
+        <w:t>**Catalog**</w:t>
+      </w:r>
+      <w:r>
+        <w:rPr>
+          <w:rFonts w:ascii="Menlo" w:eastAsia="Times New Roman" w:hAnsi="Menlo" w:cs="Menlo"/>
+          <w:color w:val="CCCCCC"/>
+          <w:kern w:val="0"/>
+          <w:sz w:val="18"/>
+          <w:szCs w:val="18"/>
+          <w:lang w:eastAsia="it-IT"/>
+          <w14:ligatures w14:val="none"/>
+        </w:rPr>
+        <w:t xml:space="preserve">: 25th percentile at 0 — a large portion of customers never use it, </w:t>
+      </w:r>
+    </w:p>
+    <w:p>
+      <w:pPr>
+        <w:shd w:val="clear" w:color="auto" w:fill="1F1F1F"/>
+        <w:spacing w:after="0" w:line="270" w:lineRule="atLeast"/>
+        <w:rPr>
+          <w:rFonts w:ascii="Menlo" w:eastAsia="Times New Roman" w:hAnsi="Menlo" w:cs="Menlo"/>
+          <w:color w:val="CCCCCC"/>
+          <w:kern w:val="0"/>
+          <w:sz w:val="18"/>
+          <w:szCs w:val="18"/>
+          <w:lang w:eastAsia="it-IT"/>
+          <w14:ligatures w14:val="none"/>
+        </w:rPr>
+      </w:pPr>
+      <w:r>
+        <w:rPr>
+          <w:rFonts w:ascii="Menlo" w:eastAsia="Times New Roman" w:hAnsi="Menlo" w:cs="Menlo"/>
+          <w:color w:val="CCCCCC"/>
+          <w:kern w:val="0"/>
+          <w:sz w:val="18"/>
+          <w:szCs w:val="18"/>
+          <w:lang w:eastAsia="it-IT"/>
+          <w14:ligatures w14:val="none"/>
+        </w:rPr>
+        <w:t xml:space="preserve">  making it the most polarising channel</w:t>
+      </w:r>
+    </w:p>
+    <w:p>
+      <w:pPr>
+        <w:shd w:val="clear" w:color="auto" w:fill="1F1F1F"/>
+        <w:spacing w:after="0" w:line="270" w:lineRule="atLeast"/>
+        <w:rPr>
+          <w:rFonts w:ascii="Menlo" w:eastAsia="Times New Roman" w:hAnsi="Menlo" w:cs="Menlo"/>
+          <w:color w:val="CCCCCC"/>
+          <w:kern w:val="0"/>
+          <w:sz w:val="18"/>
+          <w:szCs w:val="18"/>
+          <w:lang w:eastAsia="it-IT"/>
+          <w14:ligatures w14:val="none"/>
+        </w:rPr>
+      </w:pPr>
+      <w:r>
+        <w:rPr>
+          <w:rFonts w:ascii="Menlo" w:eastAsia="Times New Roman" w:hAnsi="Menlo" w:cs="Menlo"/>
+          <w:color w:val="6796E6"/>
+          <w:kern w:val="0"/>
+          <w:sz w:val="18"/>
+          <w:szCs w:val="18"/>
+          <w:lang w:eastAsia="it-IT"/>
+          <w14:ligatures w14:val="none"/>
+        </w:rPr>
+        <w:t>-</w:t>
+      </w:r>
+      <w:r>
+        <w:rPr>
+          <w:rFonts w:ascii="Menlo" w:eastAsia="Times New Roman" w:hAnsi="Menlo" w:cs="Menlo"/>
+          <w:color w:val="CCCCCC"/>
+          <w:kern w:val="0"/>
+          <w:sz w:val="18"/>
+          <w:szCs w:val="18"/>
+          <w:lang w:eastAsia="it-IT"/>
+          <w14:ligatures w14:val="none"/>
+        </w:rPr>
+        <w:t xml:space="preserve"> </w:t>
+      </w:r>
       <w:r>
         <w:rPr>
           <w:rFonts w:ascii="Menlo" w:eastAsia="Times New Roman" w:hAnsi="Menlo" w:cs="Menlo"/>
@@ -3375,316 +3026,261 @@
           <w:lang w:eastAsia="it-IT"/>
           <w14:ligatures w14:val="none"/>
         </w:rPr>
-        <w:t>Catalog</w:t>
-      </w:r>
-      <w:proofErr w:type="spellEnd"/>
-      <w:r>
-        <w:rPr>
-          <w:rFonts w:ascii="Menlo" w:eastAsia="Times New Roman" w:hAnsi="Menlo" w:cs="Menlo"/>
+        <w:t>**Deals**</w:t>
+      </w:r>
+      <w:r>
+        <w:rPr>
+          <w:rFonts w:ascii="Menlo" w:eastAsia="Times New Roman" w:hAnsi="Menlo" w:cs="Menlo"/>
+          <w:color w:val="CCCCCC"/>
+          <w:kern w:val="0"/>
+          <w:sz w:val="18"/>
+          <w:szCs w:val="18"/>
+          <w:lang w:eastAsia="it-IT"/>
+          <w14:ligatures w14:val="none"/>
+        </w:rPr>
+        <w:t xml:space="preserve">: tightly distributed and low (median ~2) — discount-driven behaviour </w:t>
+      </w:r>
+    </w:p>
+    <w:p>
+      <w:pPr>
+        <w:shd w:val="clear" w:color="auto" w:fill="1F1F1F"/>
+        <w:spacing w:after="0" w:line="270" w:lineRule="atLeast"/>
+        <w:rPr>
+          <w:rFonts w:ascii="Menlo" w:eastAsia="Times New Roman" w:hAnsi="Menlo" w:cs="Menlo"/>
+          <w:color w:val="CCCCCC"/>
+          <w:kern w:val="0"/>
+          <w:sz w:val="18"/>
+          <w:szCs w:val="18"/>
+          <w:lang w:eastAsia="it-IT"/>
+          <w14:ligatures w14:val="none"/>
+        </w:rPr>
+      </w:pPr>
+      <w:r>
+        <w:rPr>
+          <w:rFonts w:ascii="Menlo" w:eastAsia="Times New Roman" w:hAnsi="Menlo" w:cs="Menlo"/>
+          <w:color w:val="CCCCCC"/>
+          <w:kern w:val="0"/>
+          <w:sz w:val="18"/>
+          <w:szCs w:val="18"/>
+          <w:lang w:eastAsia="it-IT"/>
+          <w14:ligatures w14:val="none"/>
+        </w:rPr>
+        <w:t xml:space="preserve">  is not widespread but consistent among those who use it</w:t>
+      </w:r>
+    </w:p>
+    <w:p>
+      <w:pPr>
+        <w:shd w:val="clear" w:color="auto" w:fill="1F1F1F"/>
+        <w:spacing w:after="0" w:line="270" w:lineRule="atLeast"/>
+        <w:rPr>
+          <w:rFonts w:ascii="Menlo" w:eastAsia="Times New Roman" w:hAnsi="Menlo" w:cs="Menlo"/>
+          <w:color w:val="CCCCCC"/>
+          <w:kern w:val="0"/>
+          <w:sz w:val="18"/>
+          <w:szCs w:val="18"/>
+          <w:lang w:eastAsia="it-IT"/>
+          <w14:ligatures w14:val="none"/>
+        </w:rPr>
+      </w:pPr>
+    </w:p>
+    <w:p>
+      <w:pPr>
+        <w:shd w:val="clear" w:color="auto" w:fill="1F1F1F"/>
+        <w:spacing w:after="0" w:line="270" w:lineRule="atLeast"/>
+        <w:rPr>
+          <w:rFonts w:ascii="Menlo" w:eastAsia="Times New Roman" w:hAnsi="Menlo" w:cs="Menlo"/>
+          <w:color w:val="CCCCCC"/>
+          <w:kern w:val="0"/>
+          <w:sz w:val="18"/>
+          <w:szCs w:val="18"/>
+          <w:lang w:eastAsia="it-IT"/>
+          <w14:ligatures w14:val="none"/>
+        </w:rPr>
+      </w:pPr>
+      <w:r>
+        <w:rPr>
+          <w:rFonts w:ascii="Menlo" w:eastAsia="Times New Roman" w:hAnsi="Menlo" w:cs="Menlo"/>
+          <w:color w:val="CCCCCC"/>
+          <w:kern w:val="0"/>
+          <w:sz w:val="18"/>
+          <w:szCs w:val="18"/>
+          <w:lang w:eastAsia="it-IT"/>
+          <w14:ligatures w14:val="none"/>
+        </w:rPr>
+        <w:t xml:space="preserve">The store remains the primary touchpoint, but the web channel has a growing and </w:t>
+      </w:r>
+    </w:p>
+    <w:p>
+      <w:pPr>
+        <w:shd w:val="clear" w:color="auto" w:fill="1F1F1F"/>
+        <w:spacing w:after="0" w:line="270" w:lineRule="atLeast"/>
+        <w:rPr>
+          <w:rFonts w:ascii="Menlo" w:eastAsia="Times New Roman" w:hAnsi="Menlo" w:cs="Menlo"/>
+          <w:color w:val="CCCCCC"/>
+          <w:kern w:val="0"/>
+          <w:sz w:val="18"/>
+          <w:szCs w:val="18"/>
+          <w:lang w:eastAsia="it-IT"/>
+          <w14:ligatures w14:val="none"/>
+        </w:rPr>
+      </w:pPr>
+      <w:r>
+        <w:rPr>
+          <w:rFonts w:ascii="Menlo" w:eastAsia="Times New Roman" w:hAnsi="Menlo" w:cs="Menlo"/>
+          <w:color w:val="CCCCCC"/>
+          <w:kern w:val="0"/>
+          <w:sz w:val="18"/>
+          <w:szCs w:val="18"/>
+          <w:lang w:eastAsia="it-IT"/>
+          <w14:ligatures w14:val="none"/>
+        </w:rPr>
+        <w:t>highly engaged minority worth targeting digitally.</w:t>
+      </w:r>
+    </w:p>
+    <w:p>
+      <w:pPr>
+        <w:rPr>
+          <w:lang w:val="en-GB"/>
+        </w:rPr>
+      </w:pPr>
+    </w:p>
+    <w:p>
+      <w:pPr>
+        <w:rPr>
+          <w:lang w:val="en-GB"/>
+        </w:rPr>
+      </w:pPr>
+    </w:p>
+    <w:p>
+      <w:pPr>
+        <w:rPr>
+          <w:lang w:val="en-GB"/>
+        </w:rPr>
+      </w:pPr>
+      <w:r>
+        <w:rPr>
+          <w:lang w:val="en-GB"/>
+        </w:rPr>
+        <w:lastRenderedPageBreak/>
+        <w:t>What could actually be more interesting than this, is understanding how the different clusters do behave – what kind of products do they buy and in what channel-  in order to be able to target them better through marketing. An example of a question that we might ask is whether maybe the lower income are more sensitive to deals purchases, who is buying in store, who through the catalog etc – in order to target them better.</w:t>
+      </w:r>
+    </w:p>
+    <w:p>
+      <w:pPr>
+        <w:rPr>
+          <w:lang w:val="en-GB"/>
+        </w:rPr>
+      </w:pPr>
+      <w:r>
+        <w:rPr>
+          <w:lang w:val="en-GB"/>
+        </w:rPr>
+        <w:t xml:space="preserve">In fact, it seems that </w:t>
+      </w:r>
+    </w:p>
+    <w:p>
+      <w:pPr>
+        <w:spacing w:after="0" w:line="240" w:lineRule="auto"/>
+        <w:rPr>
+          <w:rFonts w:ascii="Times New Roman" w:eastAsia="Times New Roman" w:hAnsi="Times New Roman" w:cs="Times New Roman"/>
+          <w:kern w:val="0"/>
+          <w:lang w:eastAsia="it-IT"/>
+          <w14:ligatures w14:val="none"/>
+        </w:rPr>
+      </w:pPr>
+      <w:r>
+        <w:rPr>
+          <w:rFonts w:ascii="Times New Roman" w:eastAsia="Times New Roman" w:hAnsi="Times New Roman" w:cs="Times New Roman"/>
+          <w:noProof/>
+          <w:kern w:val="0"/>
+          <w:lang w:eastAsia="it-IT"/>
+        </w:rPr>
+        <w:pict w14:anchorId="4D57DF2B">
+          <v:rect id="_x0000_i1025" alt="" style="width:481.9pt;height:.05pt;mso-width-percent:0;mso-height-percent:0;mso-width-percent:0;mso-height-percent:0" o:hralign="center" o:hrstd="t" o:hr="t" fillcolor="#a0a0a0" stroked="f"/>
+        </w:pict>
+      </w:r>
+    </w:p>
+    <w:p>
+      <w:pPr>
+        <w:spacing w:before="100" w:beforeAutospacing="1" w:after="100" w:afterAutospacing="1" w:line="240" w:lineRule="auto"/>
+        <w:rPr>
+          <w:rFonts w:ascii="Times New Roman" w:eastAsia="Times New Roman" w:hAnsi="Times New Roman" w:cs="Times New Roman"/>
+          <w:kern w:val="0"/>
+          <w:lang w:eastAsia="it-IT"/>
+          <w14:ligatures w14:val="none"/>
+        </w:rPr>
+      </w:pPr>
+      <w:r>
+        <w:rPr>
+          <w:rFonts w:ascii="Times New Roman" w:eastAsia="Times New Roman" w:hAnsi="Times New Roman" w:cs="Times New Roman"/>
           <w:b/>
           <w:bCs/>
-          <w:color w:val="569CD6"/>
-          <w:kern w:val="0"/>
-          <w:sz w:val="18"/>
-          <w:szCs w:val="18"/>
-          <w:lang w:eastAsia="it-IT"/>
-          <w14:ligatures w14:val="none"/>
-        </w:rPr>
-        <w:t>**</w:t>
-      </w:r>
-      <w:r>
-        <w:rPr>
-          <w:rFonts w:ascii="Menlo" w:eastAsia="Times New Roman" w:hAnsi="Menlo" w:cs="Menlo"/>
-          <w:color w:val="CCCCCC"/>
-          <w:kern w:val="0"/>
-          <w:sz w:val="18"/>
-          <w:szCs w:val="18"/>
-          <w:lang w:eastAsia="it-IT"/>
-          <w14:ligatures w14:val="none"/>
-        </w:rPr>
-        <w:t xml:space="preserve"> </w:t>
-      </w:r>
-    </w:p>
-    <w:p>
-      <w:pPr>
-        <w:shd w:val="clear" w:color="auto" w:fill="1F1F1F"/>
-        <w:spacing w:after="0" w:line="270" w:lineRule="atLeast"/>
-        <w:rPr>
-          <w:rFonts w:ascii="Menlo" w:eastAsia="Times New Roman" w:hAnsi="Menlo" w:cs="Menlo"/>
-          <w:color w:val="CCCCCC"/>
-          <w:kern w:val="0"/>
-          <w:sz w:val="18"/>
-          <w:szCs w:val="18"/>
-          <w:lang w:eastAsia="it-IT"/>
-          <w14:ligatures w14:val="none"/>
-        </w:rPr>
-      </w:pPr>
-      <w:r>
-        <w:rPr>
-          <w:rFonts w:ascii="Menlo" w:eastAsia="Times New Roman" w:hAnsi="Menlo" w:cs="Menlo"/>
-          <w:color w:val="CCCCCC"/>
-          <w:kern w:val="0"/>
-          <w:sz w:val="18"/>
-          <w:szCs w:val="18"/>
-          <w:lang w:eastAsia="it-IT"/>
-          <w14:ligatures w14:val="none"/>
-        </w:rPr>
-        <w:t xml:space="preserve">(5,938 — 18%) and </w:t>
-      </w:r>
-      <w:r>
-        <w:rPr>
-          <w:rFonts w:ascii="Menlo" w:eastAsia="Times New Roman" w:hAnsi="Menlo" w:cs="Menlo"/>
-          <w:b/>
-          <w:bCs/>
-          <w:color w:val="569CD6"/>
-          <w:kern w:val="0"/>
-          <w:sz w:val="18"/>
-          <w:szCs w:val="18"/>
-          <w:lang w:eastAsia="it-IT"/>
-          <w14:ligatures w14:val="none"/>
-        </w:rPr>
-        <w:t>**Deals**</w:t>
-      </w:r>
-      <w:r>
-        <w:rPr>
-          <w:rFonts w:ascii="Menlo" w:eastAsia="Times New Roman" w:hAnsi="Menlo" w:cs="Menlo"/>
-          <w:color w:val="CCCCCC"/>
-          <w:kern w:val="0"/>
-          <w:sz w:val="18"/>
-          <w:szCs w:val="18"/>
-          <w:lang w:eastAsia="it-IT"/>
-          <w14:ligatures w14:val="none"/>
-        </w:rPr>
-        <w:t xml:space="preserve"> (5,187 — 15% — note: </w:t>
-      </w:r>
-      <w:proofErr w:type="spellStart"/>
-      <w:r>
-        <w:rPr>
-          <w:rFonts w:ascii="Menlo" w:eastAsia="Times New Roman" w:hAnsi="Menlo" w:cs="Menlo"/>
-          <w:color w:val="CCCCCC"/>
-          <w:kern w:val="0"/>
-          <w:sz w:val="18"/>
-          <w:szCs w:val="18"/>
-          <w:lang w:eastAsia="it-IT"/>
-          <w14:ligatures w14:val="none"/>
-        </w:rPr>
-        <w:t>excluded</w:t>
-      </w:r>
-      <w:proofErr w:type="spellEnd"/>
-      <w:r>
-        <w:rPr>
-          <w:rFonts w:ascii="Menlo" w:eastAsia="Times New Roman" w:hAnsi="Menlo" w:cs="Menlo"/>
-          <w:color w:val="CCCCCC"/>
-          <w:kern w:val="0"/>
-          <w:sz w:val="18"/>
-          <w:szCs w:val="18"/>
-          <w:lang w:eastAsia="it-IT"/>
-          <w14:ligatures w14:val="none"/>
-        </w:rPr>
-        <w:t xml:space="preserve"> from </w:t>
-      </w:r>
-      <w:r>
-        <w:rPr>
-          <w:rFonts w:ascii="Menlo" w:eastAsia="Times New Roman" w:hAnsi="Menlo" w:cs="Menlo"/>
-          <w:color w:val="CE9178"/>
-          <w:kern w:val="0"/>
-          <w:sz w:val="18"/>
-          <w:szCs w:val="18"/>
-          <w:lang w:eastAsia="it-IT"/>
-          <w14:ligatures w14:val="none"/>
-        </w:rPr>
-        <w:t>`</w:t>
-      </w:r>
-      <w:proofErr w:type="spellStart"/>
-      <w:r>
-        <w:rPr>
-          <w:rFonts w:ascii="Menlo" w:eastAsia="Times New Roman" w:hAnsi="Menlo" w:cs="Menlo"/>
-          <w:color w:val="CE9178"/>
-          <w:kern w:val="0"/>
-          <w:sz w:val="18"/>
-          <w:szCs w:val="18"/>
-          <w:lang w:eastAsia="it-IT"/>
-          <w14:ligatures w14:val="none"/>
-        </w:rPr>
-        <w:t>TotalPurchases</w:t>
-      </w:r>
-      <w:proofErr w:type="spellEnd"/>
-      <w:r>
-        <w:rPr>
-          <w:rFonts w:ascii="Menlo" w:eastAsia="Times New Roman" w:hAnsi="Menlo" w:cs="Menlo"/>
-          <w:color w:val="CE9178"/>
-          <w:kern w:val="0"/>
-          <w:sz w:val="18"/>
-          <w:szCs w:val="18"/>
-          <w:lang w:eastAsia="it-IT"/>
-          <w14:ligatures w14:val="none"/>
-        </w:rPr>
-        <w:t>`</w:t>
-      </w:r>
-      <w:r>
-        <w:rPr>
-          <w:rFonts w:ascii="Menlo" w:eastAsia="Times New Roman" w:hAnsi="Menlo" w:cs="Menlo"/>
-          <w:color w:val="CCCCCC"/>
-          <w:kern w:val="0"/>
-          <w:sz w:val="18"/>
-          <w:szCs w:val="18"/>
-          <w:lang w:eastAsia="it-IT"/>
-          <w14:ligatures w14:val="none"/>
-        </w:rPr>
-        <w:t xml:space="preserve"> </w:t>
-      </w:r>
-    </w:p>
-    <w:p>
-      <w:pPr>
-        <w:shd w:val="clear" w:color="auto" w:fill="1F1F1F"/>
-        <w:spacing w:after="0" w:line="270" w:lineRule="atLeast"/>
-        <w:rPr>
-          <w:rFonts w:ascii="Menlo" w:eastAsia="Times New Roman" w:hAnsi="Menlo" w:cs="Menlo"/>
-          <w:color w:val="CCCCCC"/>
-          <w:kern w:val="0"/>
-          <w:sz w:val="18"/>
-          <w:szCs w:val="18"/>
-          <w:lang w:eastAsia="it-IT"/>
-          <w14:ligatures w14:val="none"/>
-        </w:rPr>
-      </w:pPr>
-      <w:proofErr w:type="spellStart"/>
-      <w:r>
-        <w:rPr>
-          <w:rFonts w:ascii="Menlo" w:eastAsia="Times New Roman" w:hAnsi="Menlo" w:cs="Menlo"/>
-          <w:color w:val="CCCCCC"/>
-          <w:kern w:val="0"/>
-          <w:sz w:val="18"/>
-          <w:szCs w:val="18"/>
-          <w:lang w:eastAsia="it-IT"/>
-          <w14:ligatures w14:val="none"/>
-        </w:rPr>
-        <w:t>as</w:t>
-      </w:r>
-      <w:proofErr w:type="spellEnd"/>
-      <w:r>
-        <w:rPr>
-          <w:rFonts w:ascii="Menlo" w:eastAsia="Times New Roman" w:hAnsi="Menlo" w:cs="Menlo"/>
-          <w:color w:val="CCCCCC"/>
-          <w:kern w:val="0"/>
-          <w:sz w:val="18"/>
-          <w:szCs w:val="18"/>
-          <w:lang w:eastAsia="it-IT"/>
-          <w14:ligatures w14:val="none"/>
-        </w:rPr>
-        <w:t xml:space="preserve"> deals </w:t>
-      </w:r>
-      <w:proofErr w:type="spellStart"/>
-      <w:r>
-        <w:rPr>
-          <w:rFonts w:ascii="Menlo" w:eastAsia="Times New Roman" w:hAnsi="Menlo" w:cs="Menlo"/>
-          <w:color w:val="CCCCCC"/>
-          <w:kern w:val="0"/>
-          <w:sz w:val="18"/>
-          <w:szCs w:val="18"/>
-          <w:lang w:eastAsia="it-IT"/>
-          <w14:ligatures w14:val="none"/>
-        </w:rPr>
-        <w:t>represent</w:t>
-      </w:r>
-      <w:proofErr w:type="spellEnd"/>
-      <w:r>
-        <w:rPr>
-          <w:rFonts w:ascii="Menlo" w:eastAsia="Times New Roman" w:hAnsi="Menlo" w:cs="Menlo"/>
-          <w:color w:val="CCCCCC"/>
-          <w:kern w:val="0"/>
-          <w:sz w:val="18"/>
-          <w:szCs w:val="18"/>
-          <w:lang w:eastAsia="it-IT"/>
-          <w14:ligatures w14:val="none"/>
-        </w:rPr>
-        <w:t xml:space="preserve"> a pricing </w:t>
-      </w:r>
-      <w:proofErr w:type="spellStart"/>
-      <w:r>
-        <w:rPr>
-          <w:rFonts w:ascii="Menlo" w:eastAsia="Times New Roman" w:hAnsi="Menlo" w:cs="Menlo"/>
-          <w:color w:val="CCCCCC"/>
-          <w:kern w:val="0"/>
-          <w:sz w:val="18"/>
-          <w:szCs w:val="18"/>
-          <w:lang w:eastAsia="it-IT"/>
-          <w14:ligatures w14:val="none"/>
-        </w:rPr>
-        <w:t>mechanism</w:t>
-      </w:r>
-      <w:proofErr w:type="spellEnd"/>
-      <w:r>
-        <w:rPr>
-          <w:rFonts w:ascii="Menlo" w:eastAsia="Times New Roman" w:hAnsi="Menlo" w:cs="Menlo"/>
-          <w:color w:val="CCCCCC"/>
-          <w:kern w:val="0"/>
-          <w:sz w:val="18"/>
-          <w:szCs w:val="18"/>
-          <w:lang w:eastAsia="it-IT"/>
-          <w14:ligatures w14:val="none"/>
-        </w:rPr>
-        <w:t xml:space="preserve">, </w:t>
-      </w:r>
-      <w:proofErr w:type="spellStart"/>
-      <w:r>
-        <w:rPr>
-          <w:rFonts w:ascii="Menlo" w:eastAsia="Times New Roman" w:hAnsi="Menlo" w:cs="Menlo"/>
-          <w:color w:val="CCCCCC"/>
-          <w:kern w:val="0"/>
-          <w:sz w:val="18"/>
-          <w:szCs w:val="18"/>
-          <w:lang w:eastAsia="it-IT"/>
-          <w14:ligatures w14:val="none"/>
-        </w:rPr>
-        <w:t>not</w:t>
-      </w:r>
-      <w:proofErr w:type="spellEnd"/>
-      <w:r>
-        <w:rPr>
-          <w:rFonts w:ascii="Menlo" w:eastAsia="Times New Roman" w:hAnsi="Menlo" w:cs="Menlo"/>
-          <w:color w:val="CCCCCC"/>
-          <w:kern w:val="0"/>
-          <w:sz w:val="18"/>
-          <w:szCs w:val="18"/>
-          <w:lang w:eastAsia="it-IT"/>
-          <w14:ligatures w14:val="none"/>
-        </w:rPr>
-        <w:t xml:space="preserve"> a </w:t>
-      </w:r>
-      <w:proofErr w:type="spellStart"/>
-      <w:r>
-        <w:rPr>
-          <w:rFonts w:ascii="Menlo" w:eastAsia="Times New Roman" w:hAnsi="Menlo" w:cs="Menlo"/>
-          <w:color w:val="CCCCCC"/>
-          <w:kern w:val="0"/>
-          <w:sz w:val="18"/>
-          <w:szCs w:val="18"/>
-          <w:lang w:eastAsia="it-IT"/>
-          <w14:ligatures w14:val="none"/>
-        </w:rPr>
-        <w:t>channel</w:t>
-      </w:r>
-      <w:proofErr w:type="spellEnd"/>
-      <w:r>
-        <w:rPr>
-          <w:rFonts w:ascii="Menlo" w:eastAsia="Times New Roman" w:hAnsi="Menlo" w:cs="Menlo"/>
-          <w:color w:val="CCCCCC"/>
-          <w:kern w:val="0"/>
-          <w:sz w:val="18"/>
-          <w:szCs w:val="18"/>
-          <w:lang w:eastAsia="it-IT"/>
-          <w14:ligatures w14:val="none"/>
-        </w:rPr>
-        <w:t>).</w:t>
-      </w:r>
-    </w:p>
-    <w:p>
-      <w:pPr>
-        <w:rPr>
-          <w:lang w:val="en-GB"/>
-        </w:rPr>
-      </w:pPr>
+          <w:kern w:val="0"/>
+          <w:lang w:eastAsia="it-IT"/>
+          <w14:ligatures w14:val="none"/>
+        </w:rPr>
+        <w:t>Income shapes both what customers buy and how they buy it.</w:t>
+      </w:r>
+    </w:p>
+    <w:p>
+      <w:pPr>
+        <w:spacing w:before="100" w:beforeAutospacing="1" w:after="100" w:afterAutospacing="1" w:line="240" w:lineRule="auto"/>
+        <w:rPr>
+          <w:rFonts w:ascii="Times New Roman" w:eastAsia="Times New Roman" w:hAnsi="Times New Roman" w:cs="Times New Roman"/>
+          <w:kern w:val="0"/>
+          <w:lang w:eastAsia="it-IT"/>
+          <w14:ligatures w14:val="none"/>
+        </w:rPr>
+      </w:pPr>
+      <w:r>
+        <w:rPr>
+          <w:rFonts w:ascii="Times New Roman" w:eastAsia="Times New Roman" w:hAnsi="Times New Roman" w:cs="Times New Roman"/>
+          <w:kern w:val="0"/>
+          <w:lang w:eastAsia="it-IT"/>
+          <w14:ligatures w14:val="none"/>
+        </w:rPr>
+        <w:t>Looking at purchase channels, catalog emerges clearly as the premium channel: its users have a median income of €60k, noticeably higher than web and in-store buyers (both at €52k) and deal buyers (€51k). This is not a marginal difference — 54% of all catalog purchases in the dataset come from the top income quartile alone. Deals show the exact opposite pattern, concentrated among Q1 and Q2 customers, confirming that deal-seeking is a price-sensitive behaviour driven by budget constraints rather than preference.</w:t>
+      </w:r>
+    </w:p>
+    <w:p>
+      <w:pPr>
+        <w:spacing w:before="100" w:beforeAutospacing="1" w:after="100" w:afterAutospacing="1" w:line="240" w:lineRule="auto"/>
+        <w:rPr>
+          <w:rFonts w:ascii="Times New Roman" w:eastAsia="Times New Roman" w:hAnsi="Times New Roman" w:cs="Times New Roman"/>
+          <w:kern w:val="0"/>
+          <w:lang w:eastAsia="it-IT"/>
+          <w14:ligatures w14:val="none"/>
+        </w:rPr>
+      </w:pPr>
+      <w:r>
+        <w:rPr>
+          <w:rFonts w:ascii="Times New Roman" w:eastAsia="Times New Roman" w:hAnsi="Times New Roman" w:cs="Times New Roman"/>
+          <w:kern w:val="0"/>
+          <w:lang w:eastAsia="it-IT"/>
+          <w14:ligatures w14:val="none"/>
+        </w:rPr>
+        <w:t>On the product side, wine and meat are the two categories most strongly tied to income, with Pearson correlations of 0.69 and 0.68 respectively. The scatter plots make this visually clear: as income grows, spending on these two categories grows disproportionately, while lower-income customers spend very little on them. Fruits, fish and sweets sit in the middle range. Gold is the most surprising finding — despite sounding like a luxury item, it has the weakest income relationship of all six categories (r = 0.38), meaning it is purchased relatively evenly across income levels and does not behave like a premium product.</w:t>
+      </w:r>
+    </w:p>
+    <w:p>
+      <w:pPr>
+        <w:spacing w:before="100" w:beforeAutospacing="1" w:after="100" w:afterAutospacing="1" w:line="240" w:lineRule="auto"/>
+        <w:rPr>
+          <w:rFonts w:ascii="Times New Roman" w:eastAsia="Times New Roman" w:hAnsi="Times New Roman" w:cs="Times New Roman"/>
+          <w:kern w:val="0"/>
+          <w:lang w:eastAsia="it-IT"/>
+          <w14:ligatures w14:val="none"/>
+        </w:rPr>
+      </w:pPr>
+      <w:r>
+        <w:rPr>
+          <w:rFonts w:ascii="Times New Roman" w:eastAsia="Times New Roman" w:hAnsi="Times New Roman" w:cs="Times New Roman"/>
+          <w:kern w:val="0"/>
+          <w:lang w:eastAsia="it-IT"/>
+          <w14:ligatures w14:val="none"/>
+        </w:rPr>
+        <w:t>The strategic implication connects both findings directly: high-income customers self-select into the catalog channel and disproportionately spend on wine and meat. This defines a ready-made target for a premium campaign — wine and meat bundles, communicated through catalog, aimed at the top income quartile.</w:t>
+      </w:r>
     </w:p>
     <w:p>
       <w:pPr>
